--- a/VII sem/Course-project_STSR/Пояснительная записка.docx
+++ b/VII sem/Course-project_STSR/Пояснительная записка.docx
@@ -1044,7 +1044,7 @@
             </w:rPr>
             <w:fldChar w:fldCharType="separate"/>
           </w:r>
-          <w:hyperlink w:anchor="_Toc244060025" w:history="1">
+          <w:hyperlink w:anchor="_Toc244155211" w:history="1">
             <w:r>
               <w:rPr>
                 <w:rStyle w:val="a4"/>
@@ -1083,7 +1083,7 @@
                 <w:sz w:val="28"/>
                 <w:szCs w:val="28"/>
               </w:rPr>
-              <w:instrText xml:space="preserve"> PAGEREF _Toc244060025 \h </w:instrText>
+              <w:instrText xml:space="preserve"> PAGEREF _Toc244155211 \h </w:instrText>
             </w:r>
             <w:r>
               <w:rPr>
@@ -1143,7 +1143,7 @@
               <w14:ligatures w14:val="standardContextual"/>
             </w:rPr>
           </w:pPr>
-          <w:hyperlink w:anchor="_Toc244060026" w:history="1">
+          <w:hyperlink w:anchor="_Toc244155212" w:history="1">
             <w:r>
               <w:rPr>
                 <w:rStyle w:val="a4"/>
@@ -1182,7 +1182,7 @@
                 <w:sz w:val="28"/>
                 <w:szCs w:val="28"/>
               </w:rPr>
-              <w:instrText xml:space="preserve"> PAGEREF _Toc244060026 \h </w:instrText>
+              <w:instrText xml:space="preserve"> PAGEREF _Toc244155212 \h </w:instrText>
             </w:r>
             <w:r>
               <w:rPr>
@@ -1243,7 +1243,7 @@
               <w14:ligatures w14:val="standardContextual"/>
             </w:rPr>
           </w:pPr>
-          <w:hyperlink w:anchor="_Toc244060027" w:history="1">
+          <w:hyperlink w:anchor="_Toc244155213" w:history="1">
             <w:r>
               <w:rPr>
                 <w:rStyle w:val="a4"/>
@@ -1304,7 +1304,7 @@
                 <w:sz w:val="28"/>
                 <w:szCs w:val="28"/>
               </w:rPr>
-              <w:instrText xml:space="preserve"> PAGEREF _Toc244060027 \h </w:instrText>
+              <w:instrText xml:space="preserve"> PAGEREF _Toc244155213 \h </w:instrText>
             </w:r>
             <w:r>
               <w:rPr>
@@ -1365,7 +1365,7 @@
               <w14:ligatures w14:val="standardContextual"/>
             </w:rPr>
           </w:pPr>
-          <w:hyperlink w:anchor="_Toc244060028" w:history="1">
+          <w:hyperlink w:anchor="_Toc244155214" w:history="1">
             <w:r>
               <w:rPr>
                 <w:rStyle w:val="a4"/>
@@ -1428,7 +1428,7 @@
                 <w:sz w:val="28"/>
                 <w:szCs w:val="28"/>
               </w:rPr>
-              <w:instrText xml:space="preserve"> PAGEREF _Toc244060028 \h </w:instrText>
+              <w:instrText xml:space="preserve"> PAGEREF _Toc244155214 \h </w:instrText>
             </w:r>
             <w:r>
               <w:rPr>
@@ -1489,7 +1489,7 @@
               <w14:ligatures w14:val="standardContextual"/>
             </w:rPr>
           </w:pPr>
-          <w:hyperlink w:anchor="_Toc244060029" w:history="1">
+          <w:hyperlink w:anchor="_Toc244155215" w:history="1">
             <w:r>
               <w:rPr>
                 <w:rStyle w:val="a4"/>
@@ -1552,7 +1552,7 @@
                 <w:sz w:val="28"/>
                 <w:szCs w:val="28"/>
               </w:rPr>
-              <w:instrText xml:space="preserve"> PAGEREF _Toc244060029 \h </w:instrText>
+              <w:instrText xml:space="preserve"> PAGEREF _Toc244155215 \h </w:instrText>
             </w:r>
             <w:r>
               <w:rPr>
@@ -1613,7 +1613,7 @@
               <w14:ligatures w14:val="standardContextual"/>
             </w:rPr>
           </w:pPr>
-          <w:hyperlink w:anchor="_Toc244060030" w:history="1">
+          <w:hyperlink w:anchor="_Toc244155216" w:history="1">
             <w:r>
               <w:rPr>
                 <w:rStyle w:val="a4"/>
@@ -1676,7 +1676,7 @@
                 <w:sz w:val="28"/>
                 <w:szCs w:val="28"/>
               </w:rPr>
-              <w:instrText xml:space="preserve"> PAGEREF _Toc244060030 \h </w:instrText>
+              <w:instrText xml:space="preserve"> PAGEREF _Toc244155216 \h </w:instrText>
             </w:r>
             <w:r>
               <w:rPr>
@@ -1737,7 +1737,7 @@
               <w14:ligatures w14:val="standardContextual"/>
             </w:rPr>
           </w:pPr>
-          <w:hyperlink w:anchor="_Toc244060031" w:history="1">
+          <w:hyperlink w:anchor="_Toc244155217" w:history="1">
             <w:r>
               <w:rPr>
                 <w:rStyle w:val="a4"/>
@@ -1800,7 +1800,7 @@
                 <w:sz w:val="28"/>
                 <w:szCs w:val="28"/>
               </w:rPr>
-              <w:instrText xml:space="preserve"> PAGEREF _Toc244060031 \h </w:instrText>
+              <w:instrText xml:space="preserve"> PAGEREF _Toc244155217 \h </w:instrText>
             </w:r>
             <w:r>
               <w:rPr>
@@ -1861,7 +1861,7 @@
               <w14:ligatures w14:val="standardContextual"/>
             </w:rPr>
           </w:pPr>
-          <w:hyperlink w:anchor="_Toc244060032" w:history="1">
+          <w:hyperlink w:anchor="_Toc244155218" w:history="1">
             <w:r>
               <w:rPr>
                 <w:rStyle w:val="a4"/>
@@ -1924,7 +1924,7 @@
                 <w:sz w:val="28"/>
                 <w:szCs w:val="28"/>
               </w:rPr>
-              <w:instrText xml:space="preserve"> PAGEREF _Toc244060032 \h </w:instrText>
+              <w:instrText xml:space="preserve"> PAGEREF _Toc244155218 \h </w:instrText>
             </w:r>
             <w:r>
               <w:rPr>
@@ -1984,7 +1984,7 @@
               <w14:ligatures w14:val="standardContextual"/>
             </w:rPr>
           </w:pPr>
-          <w:hyperlink w:anchor="_Toc244060033" w:history="1">
+          <w:hyperlink w:anchor="_Toc244155219" w:history="1">
             <w:r>
               <w:rPr>
                 <w:rStyle w:val="a4"/>
@@ -2024,7 +2024,7 @@
                 <w:sz w:val="28"/>
                 <w:szCs w:val="28"/>
               </w:rPr>
-              <w:instrText xml:space="preserve"> PAGEREF _Toc244060033 \h </w:instrText>
+              <w:instrText xml:space="preserve"> PAGEREF _Toc244155219 \h </w:instrText>
             </w:r>
             <w:r>
               <w:rPr>
@@ -2103,7 +2103,7 @@
           <w:rFonts w:cs="Times New Roman"/>
         </w:rPr>
       </w:pPr>
-      <w:bookmarkStart w:id="0" w:name="_Toc244060025"/>
+      <w:bookmarkStart w:id="0" w:name="_Toc244155211"/>
       <w:r>
         <w:rPr>
           <w:rFonts w:cs="Times New Roman"/>
@@ -2301,111 +2301,39 @@
           <w:szCs w:val="28"/>
           <w:lang w:val="ru-BY" w:eastAsia="ru-BY"/>
         </w:rPr>
-        <w:t xml:space="preserve">Клиентская часть создаётся на </w:t>
-      </w:r>
-      <w:proofErr w:type="spellStart"/>
+        <w:t xml:space="preserve">Клиентская часть создаётся на React и TypeScript, серверная </w:t>
+      </w:r>
       <w:r>
         <w:rPr>
           <w:snapToGrid/>
           <w:szCs w:val="28"/>
           <w:lang w:val="ru-BY" w:eastAsia="ru-BY"/>
         </w:rPr>
-        <w:t>React</w:t>
-      </w:r>
-      <w:proofErr w:type="spellEnd"/>
+        <w:t>–</w:t>
+      </w:r>
       <w:r>
         <w:rPr>
           <w:snapToGrid/>
           <w:szCs w:val="28"/>
           <w:lang w:val="ru-BY" w:eastAsia="ru-BY"/>
         </w:rPr>
-        <w:t xml:space="preserve"> и </w:t>
-      </w:r>
-      <w:proofErr w:type="spellStart"/>
+        <w:t xml:space="preserve"> на Node.js и TypeScript, база данных </w:t>
+      </w:r>
       <w:r>
         <w:rPr>
           <w:snapToGrid/>
           <w:szCs w:val="28"/>
           <w:lang w:val="ru-BY" w:eastAsia="ru-BY"/>
         </w:rPr>
-        <w:t>TypeScript</w:t>
-      </w:r>
-      <w:proofErr w:type="spellEnd"/>
+        <w:t>–</w:t>
+      </w:r>
       <w:r>
         <w:rPr>
           <w:snapToGrid/>
           <w:szCs w:val="28"/>
           <w:lang w:val="ru-BY" w:eastAsia="ru-BY"/>
         </w:rPr>
-        <w:t xml:space="preserve">, серверная </w:t>
-      </w:r>
-      <w:r>
-        <w:rPr>
-          <w:snapToGrid/>
-          <w:szCs w:val="28"/>
-          <w:lang w:val="ru-BY" w:eastAsia="ru-BY"/>
-        </w:rPr>
-        <w:t>–</w:t>
-      </w:r>
-      <w:r>
-        <w:rPr>
-          <w:snapToGrid/>
-          <w:szCs w:val="28"/>
-          <w:lang w:val="ru-BY" w:eastAsia="ru-BY"/>
-        </w:rPr>
-        <w:t xml:space="preserve"> на Node.js и </w:t>
-      </w:r>
-      <w:proofErr w:type="spellStart"/>
-      <w:r>
-        <w:rPr>
-          <w:snapToGrid/>
-          <w:szCs w:val="28"/>
-          <w:lang w:val="ru-BY" w:eastAsia="ru-BY"/>
-        </w:rPr>
-        <w:t>TypeScript</w:t>
-      </w:r>
-      <w:proofErr w:type="spellEnd"/>
-      <w:r>
-        <w:rPr>
-          <w:snapToGrid/>
-          <w:szCs w:val="28"/>
-          <w:lang w:val="ru-BY" w:eastAsia="ru-BY"/>
-        </w:rPr>
-        <w:t xml:space="preserve">, база данных </w:t>
-      </w:r>
-      <w:r>
-        <w:rPr>
-          <w:snapToGrid/>
-          <w:szCs w:val="28"/>
-          <w:lang w:val="ru-BY" w:eastAsia="ru-BY"/>
-        </w:rPr>
-        <w:t>–</w:t>
-      </w:r>
-      <w:r>
-        <w:rPr>
-          <w:snapToGrid/>
-          <w:szCs w:val="28"/>
-          <w:lang w:val="ru-BY" w:eastAsia="ru-BY"/>
-        </w:rPr>
-        <w:t xml:space="preserve"> на Microsoft SQL Server. Разделение интерфейса, бизнес-логики и хранения данных упрощает сопровождение и расширение приложения, а запуск компонентов в </w:t>
-      </w:r>
-      <w:proofErr w:type="spellStart"/>
-      <w:r>
-        <w:rPr>
-          <w:snapToGrid/>
-          <w:szCs w:val="28"/>
-          <w:lang w:val="ru-BY" w:eastAsia="ru-BY"/>
-        </w:rPr>
-        <w:t>Docker</w:t>
-      </w:r>
-      <w:proofErr w:type="spellEnd"/>
-      <w:r>
-        <w:rPr>
-          <w:snapToGrid/>
-          <w:szCs w:val="28"/>
-          <w:lang w:val="ru-BY" w:eastAsia="ru-BY"/>
-        </w:rPr>
-        <w:t>-контейнерах обеспечивает воспроизводимое развёртывание при разработке и демонстрации. Итогом станет единый инструмент для подбора оборудования и предварительной проверки сборки.</w:t>
+        <w:t xml:space="preserve"> на Microsoft SQL Server. Разделение интерфейса, бизнес-логики и хранения данных упрощает сопровождение и расширение приложения, а запуск компонентов в Docker-контейнерах обеспечивает воспроизводимое развёртывание при разработке и демонстрации. Итогом станет единый инструмент для подбора оборудования и предварительной проверки сборки.</w:t>
       </w:r>
       <w:r>
         <w:rPr>
@@ -2428,7 +2356,7 @@
           <w:szCs w:val="28"/>
         </w:rPr>
       </w:pPr>
-      <w:bookmarkStart w:id="1" w:name="_Toc244060026"/>
+      <w:bookmarkStart w:id="1" w:name="_Toc244155212"/>
       <w:r>
         <w:rPr>
           <w:rFonts w:ascii="Times New Roman" w:hAnsi="Times New Roman" w:cs="Times New Roman"/>
@@ -2461,7 +2389,7 @@
           <w:szCs w:val="28"/>
         </w:rPr>
       </w:pPr>
-      <w:bookmarkStart w:id="2" w:name="_Toc244060027"/>
+      <w:bookmarkStart w:id="2" w:name="_Toc244155213"/>
       <w:r>
         <w:rPr>
           <w:rFonts w:ascii="Times New Roman" w:hAnsi="Times New Roman" w:cs="Times New Roman"/>
@@ -2512,35 +2440,7 @@
         <w:rPr>
           <w:lang w:val="ru-BY"/>
         </w:rPr>
-        <w:t xml:space="preserve">Программное средство разрабатывается на </w:t>
-      </w:r>
-      <w:proofErr w:type="spellStart"/>
-      <w:r>
-        <w:rPr>
-          <w:lang w:val="ru-BY"/>
-        </w:rPr>
-        <w:t>TypeScript</w:t>
-      </w:r>
-      <w:proofErr w:type="spellEnd"/>
-      <w:r>
-        <w:rPr>
-          <w:lang w:val="ru-BY"/>
-        </w:rPr>
-        <w:t xml:space="preserve">: клиентская часть строится с использованием </w:t>
-      </w:r>
-      <w:proofErr w:type="spellStart"/>
-      <w:r>
-        <w:rPr>
-          <w:lang w:val="ru-BY"/>
-        </w:rPr>
-        <w:t>React</w:t>
-      </w:r>
-      <w:proofErr w:type="spellEnd"/>
-      <w:r>
-        <w:rPr>
-          <w:lang w:val="ru-BY"/>
-        </w:rPr>
-        <w:t>, а серверная — на платформе Node.js. Для хранения данных предусматривается Microsoft SQL Server. Архитектура должна разделять интерфейс, бизнес-логику и слой доступа к данным, чтобы изменения в одной части системы по возможности не требовали переработки остальных. Асинхронное взаимодействие с сервером и возможность контейнерного развёртывания должны обеспечить удобство работы с интерфейсом и упростить запуск приложения в разных средах.</w:t>
+        <w:t>Программное средство разрабатывается на TypeScript: клиентская часть строится с использованием React, а серверная — на платформе Node.js. Для хранения данных предусматривается Microsoft SQL Server. Архитектура должна разделять интерфейс, бизнес-логику и слой доступа к данным, чтобы изменения в одной части системы по возможности не требовали переработки остальных. Асинхронное взаимодействие с сервером и возможность контейнерного развёртывания должны обеспечить удобство работы с интерфейсом и упростить запуск приложения в разных средах.</w:t>
       </w:r>
     </w:p>
     <w:p>
@@ -2561,7 +2461,7 @@
           <w:lang w:val="ru-BY"/>
         </w:rPr>
       </w:pPr>
-      <w:bookmarkStart w:id="3" w:name="_Toc244060028"/>
+      <w:bookmarkStart w:id="3" w:name="_Toc244155214"/>
       <w:r>
         <w:rPr>
           <w:rFonts w:ascii="Times New Roman" w:hAnsi="Times New Roman" w:cs="Times New Roman"/>
@@ -2584,19 +2484,11 @@
           <w:lang w:val="ru-BY"/>
         </w:rPr>
       </w:pPr>
-      <w:proofErr w:type="spellStart"/>
-      <w:r>
-        <w:rPr>
-          <w:lang w:val="ru-BY"/>
-        </w:rPr>
-        <w:t>PCPartPicker</w:t>
-      </w:r>
-      <w:proofErr w:type="spellEnd"/>
-      <w:r>
-        <w:rPr>
-          <w:lang w:val="ru-BY"/>
-        </w:rPr>
-        <w:t xml:space="preserve"> — один из наиболее близких по назначению сервисов. Пользователь выбирает комплектующие по категориям и формирует собственную сборку. Сервис объединяет подбор деталей, сведения о ценах и доступности у продавцов и проверку ряда параметров совместимости. Это помогает заранее заметить некоторые типичные проблемы, например несовпадение платформы процессора и материнской платы или ограничения, связанные с размещением компонентов. Кроме того, пользователь может оценить стоимость сборки и сохранить или передать другим составленный </w:t>
+      <w:r>
+        <w:rPr>
+          <w:lang w:val="ru-BY"/>
+        </w:rPr>
+        <w:t xml:space="preserve">PCPartPicker — один из наиболее близких по назначению сервисов. Пользователь выбирает комплектующие по категориям и формирует собственную сборку. Сервис объединяет подбор деталей, сведения о ценах и доступности у продавцов и проверку ряда параметров совместимости. Это помогает заранее заметить некоторые типичные проблемы, например несовпадение платформы процессора и материнской платы или ограничения, связанные с размещением компонентов. Кроме того, пользователь может оценить стоимость сборки и сохранить или передать другим составленный </w:t>
       </w:r>
       <w:r>
         <w:rPr>
@@ -2619,19 +2511,11 @@
           <w:lang w:val="ru-BY"/>
         </w:rPr>
       </w:pPr>
-      <w:proofErr w:type="spellStart"/>
-      <w:r>
-        <w:rPr>
-          <w:lang w:val="ru-BY"/>
-        </w:rPr>
-        <w:t>PCPartPicker</w:t>
-      </w:r>
-      <w:proofErr w:type="spellEnd"/>
-      <w:r>
-        <w:rPr>
-          <w:lang w:val="ru-BY"/>
-        </w:rPr>
-        <w:t xml:space="preserve"> ориентирован на подбор оборудования и сопоставление торговых предложений, поэтому доступность отдельных товаров и функций может зависеть от региона. Автоматическая проверка не отменяет необходимости сверяться с официальными спецификациями производителей, особенно если для компонента важны дополнительные условия совместимости. В проектируемом приложении особое внимание предполагается уделить объяснению выявленных несоответствий, отображению суммарного энергопотребления и возможности сохранять несколько конфигураций для последующего сравнения.</w:t>
+      <w:r>
+        <w:rPr>
+          <w:lang w:val="ru-BY"/>
+        </w:rPr>
+        <w:t>PCPartPicker ориентирован на подбор оборудования и сопоставление торговых предложений, поэтому доступность отдельных товаров и функций может зависеть от региона. Автоматическая проверка не отменяет необходимости сверяться с официальными спецификациями производителей, особенно если для компонента важны дополнительные условия совместимости. В проектируемом приложении особое внимание предполагается уделить объяснению выявленных несоответствий, отображению суммарного энергопотребления и возможности сохранять несколько конфигураций для последующего сравнения.</w:t>
       </w:r>
     </w:p>
     <w:p>
@@ -2698,16 +2582,8 @@
         <w:rPr>
           <w:lang w:val="ru-BY"/>
         </w:rPr>
-        <w:t xml:space="preserve">Рисунок 1.1 – Веб-приложение </w:t>
-      </w:r>
-      <w:proofErr w:type="spellStart"/>
-      <w:r>
-        <w:rPr>
-          <w:lang w:val="ru-BY"/>
-        </w:rPr>
-        <w:t>PCPartPicker</w:t>
-      </w:r>
-      <w:proofErr w:type="spellEnd"/>
+        <w:t>Рисунок 1.1 – Веб-приложение PCPartPicker</w:t>
+      </w:r>
     </w:p>
     <w:p>
       <w:pPr>
@@ -2716,61 +2592,11 @@
           <w:lang w:val="ru-BY"/>
         </w:rPr>
       </w:pPr>
-      <w:proofErr w:type="spellStart"/>
-      <w:r>
-        <w:rPr>
-          <w:lang w:val="ru-BY"/>
-        </w:rPr>
-        <w:t>Newegg</w:t>
-      </w:r>
-      <w:proofErr w:type="spellEnd"/>
-      <w:r>
-        <w:rPr>
-          <w:lang w:val="ru-BY"/>
-        </w:rPr>
-        <w:t xml:space="preserve"> </w:t>
-      </w:r>
-      <w:proofErr w:type="spellStart"/>
-      <w:r>
-        <w:rPr>
-          <w:lang w:val="ru-BY"/>
-        </w:rPr>
-        <w:t>Custom</w:t>
-      </w:r>
-      <w:proofErr w:type="spellEnd"/>
-      <w:r>
-        <w:rPr>
-          <w:lang w:val="ru-BY"/>
-        </w:rPr>
-        <w:t xml:space="preserve"> PC </w:t>
-      </w:r>
-      <w:proofErr w:type="spellStart"/>
-      <w:r>
-        <w:rPr>
-          <w:lang w:val="ru-BY"/>
-        </w:rPr>
-        <w:t>Builder</w:t>
-      </w:r>
-      <w:proofErr w:type="spellEnd"/>
-      <w:r>
-        <w:rPr>
-          <w:lang w:val="ru-BY"/>
-        </w:rPr>
-        <w:t xml:space="preserve"> — конфигуратор, встроенный в интернет-магазин </w:t>
-      </w:r>
-      <w:proofErr w:type="spellStart"/>
-      <w:r>
-        <w:rPr>
-          <w:lang w:val="ru-BY"/>
-        </w:rPr>
-        <w:t>Newegg</w:t>
-      </w:r>
-      <w:proofErr w:type="spellEnd"/>
-      <w:r>
-        <w:rPr>
-          <w:lang w:val="ru-BY"/>
-        </w:rPr>
-        <w:t>. Он позволяет выбирать процессор, материнскую плату, оперативную память, видеокарту, корпус, блок питания, накопители и другие категории оборудования. Пользователь может собрать список самостоятельно или воспользоваться предложенными вариантами; интерфейс помогает просматривать состав сборки и её стоимость в рамках каталога магазина.</w:t>
+      <w:r>
+        <w:rPr>
+          <w:lang w:val="ru-BY"/>
+        </w:rPr>
+        <w:t>Newegg Custom PC Builder — конфигуратор, встроенный в интернет-магазин Newegg. Он позволяет выбирать процессор, материнскую плату, оперативную память, видеокарту, корпус, блок питания, накопители и другие категории оборудования. Пользователь может собрать список самостоятельно или воспользоваться предложенными вариантами; интерфейс помогает просматривать состав сборки и её стоимость в рамках каталога магазина.</w:t>
       </w:r>
     </w:p>
     <w:p>
@@ -2784,63 +2610,7 @@
         <w:rPr>
           <w:lang w:val="ru-BY"/>
         </w:rPr>
-        <w:t xml:space="preserve">Основное преимущество </w:t>
-      </w:r>
-      <w:proofErr w:type="spellStart"/>
-      <w:r>
-        <w:rPr>
-          <w:lang w:val="ru-BY"/>
-        </w:rPr>
-        <w:t>Newegg</w:t>
-      </w:r>
-      <w:proofErr w:type="spellEnd"/>
-      <w:r>
-        <w:rPr>
-          <w:lang w:val="ru-BY"/>
-        </w:rPr>
-        <w:t xml:space="preserve"> </w:t>
-      </w:r>
-      <w:proofErr w:type="spellStart"/>
-      <w:r>
-        <w:rPr>
-          <w:lang w:val="ru-BY"/>
-        </w:rPr>
-        <w:t>Custom</w:t>
-      </w:r>
-      <w:proofErr w:type="spellEnd"/>
-      <w:r>
-        <w:rPr>
-          <w:lang w:val="ru-BY"/>
-        </w:rPr>
-        <w:t xml:space="preserve"> PC </w:t>
-      </w:r>
-      <w:proofErr w:type="spellStart"/>
-      <w:r>
-        <w:rPr>
-          <w:lang w:val="ru-BY"/>
-        </w:rPr>
-        <w:t>Builder</w:t>
-      </w:r>
-      <w:proofErr w:type="spellEnd"/>
-      <w:r>
-        <w:rPr>
-          <w:lang w:val="ru-BY"/>
-        </w:rPr>
-        <w:t xml:space="preserve"> — интеграция подбора комплектующих с ассортиментом и процессом покупки в одном магазине. При этом выбор и ценовые предложения ограничены каталогом </w:t>
-      </w:r>
-      <w:proofErr w:type="spellStart"/>
-      <w:r>
-        <w:rPr>
-          <w:lang w:val="ru-BY"/>
-        </w:rPr>
-        <w:t>Newegg</w:t>
-      </w:r>
-      <w:proofErr w:type="spellEnd"/>
-      <w:r>
-        <w:rPr>
-          <w:lang w:val="ru-BY"/>
-        </w:rPr>
-        <w:t>, а автоматическая проверка не должна восприниматься как безусловная гарантия совместимости: характеристики и требования оборудования всё равно следует сверять с документацией производителей. Проектируемое приложение предполагает ведение собственного каталога администратором и работу с пользовательскими конфигурациями без обязательной привязки к одному продавцу.</w:t>
+        <w:t>Основное преимущество Newegg Custom PC Builder — интеграция подбора комплектующих с ассортиментом и процессом покупки в одном магазине. При этом выбор и ценовые предложения ограничены каталогом Newegg, а автоматическая проверка не должна восприниматься как безусловная гарантия совместимости: характеристики и требования оборудования всё равно следует сверять с документацией производителей. Проектируемое приложение предполагает ведение собственного каталога администратором и работу с пользовательскими конфигурациями без обязательной привязки к одному продавцу.</w:t>
       </w:r>
     </w:p>
     <w:p>
@@ -2925,7 +2695,13 @@
         <w:rPr>
           <w:lang w:val="en-US"/>
         </w:rPr>
-        <w:t xml:space="preserve"> Newegg Custom PC Builder</w:t>
+        <w:t xml:space="preserve"> </w:t>
+      </w:r>
+      <w:r>
+        <w:rPr>
+          <w:lang w:val="en-US"/>
+        </w:rPr>
+        <w:t>Newegg Custom PC Builder</w:t>
       </w:r>
     </w:p>
     <w:p>
@@ -2935,33 +2711,11 @@
           <w:lang w:val="ru-BY"/>
         </w:rPr>
       </w:pPr>
-      <w:proofErr w:type="spellStart"/>
-      <w:r>
-        <w:rPr>
-          <w:lang w:val="ru-BY"/>
-        </w:rPr>
-        <w:t>Logical</w:t>
-      </w:r>
-      <w:proofErr w:type="spellEnd"/>
-      <w:r>
-        <w:rPr>
-          <w:lang w:val="ru-BY"/>
-        </w:rPr>
-        <w:t xml:space="preserve"> </w:t>
-      </w:r>
-      <w:proofErr w:type="spellStart"/>
-      <w:r>
-        <w:rPr>
-          <w:lang w:val="ru-BY"/>
-        </w:rPr>
-        <w:t>Increments</w:t>
-      </w:r>
-      <w:proofErr w:type="spellEnd"/>
-      <w:r>
-        <w:rPr>
-          <w:lang w:val="ru-BY"/>
-        </w:rPr>
-        <w:t xml:space="preserve"> предлагает иной подход: сервис публикует ориентиры по бюджету и рекомендуемые сочетания основных компонентов для сборок разного уровня. Материалы сопровождаются пояснениями по отдельным категориям оборудования и рекомендациями, на что следует обращать внимание при подборе. Такой формат может быть полезен пользователям, которым нужны отправные варианты и общие рекомендации перед самостоятельным выбором комплектующих.</w:t>
+      <w:r>
+        <w:rPr>
+          <w:lang w:val="ru-BY"/>
+        </w:rPr>
+        <w:t>Logical Increments предлагает иной подход: сервис публикует ориентиры по бюджету и рекомендуемые сочетания основных компонентов для сборок разного уровня. Материалы сопровождаются пояснениями по отдельным категориям оборудования и рекомендациями, на что следует обращать внимание при подборе. Такой формат может быть полезен пользователям, которым нужны отправные варианты и общие рекомендации перед самостоятельным выбором комплектующих.</w:t>
       </w:r>
     </w:p>
     <w:p>
@@ -2975,35 +2729,7 @@
         <w:rPr>
           <w:lang w:val="ru-BY"/>
         </w:rPr>
-        <w:t xml:space="preserve">В отличие от конфигуратора с последовательным выбором отдельных компонентов, </w:t>
-      </w:r>
-      <w:proofErr w:type="spellStart"/>
-      <w:r>
-        <w:rPr>
-          <w:lang w:val="ru-BY"/>
-        </w:rPr>
-        <w:t>Logical</w:t>
-      </w:r>
-      <w:proofErr w:type="spellEnd"/>
-      <w:r>
-        <w:rPr>
-          <w:lang w:val="ru-BY"/>
-        </w:rPr>
-        <w:t xml:space="preserve"> </w:t>
-      </w:r>
-      <w:proofErr w:type="spellStart"/>
-      <w:r>
-        <w:rPr>
-          <w:lang w:val="ru-BY"/>
-        </w:rPr>
-        <w:t>Increments</w:t>
-      </w:r>
-      <w:proofErr w:type="spellEnd"/>
-      <w:r>
-        <w:rPr>
-          <w:lang w:val="ru-BY"/>
-        </w:rPr>
-        <w:t xml:space="preserve"> в первую очередь выполняет роль руководства и системы рекомендаций. Он помогает сориентироваться в сочетаниях оборудования и бюджете, но не является прямой заменой приложению, в котором пользователь самостоятельно формирует произвольную сборку, редактирует её состав и сравнивает сохранённые варианты в едином интерфейсе. Поэтому разрабатываемое приложение должно сочетать свободный выбор комплектующих с проверкой совместимости и управлением собственными конфигурациями.</w:t>
+        <w:t>В отличие от конфигуратора с последовательным выбором отдельных компонентов, Logical Increments в первую очередь выполняет роль руководства и системы рекомендаций. Он помогает сориентироваться в сочетаниях оборудования и бюджете, но не является прямой заменой приложению, в котором пользователь самостоятельно формирует произвольную сборку, редактирует её состав и сравнивает сохранённые варианты в едином интерфейсе. Поэтому разрабатываемое приложение должно сочетать свободный выбор комплектующих с проверкой совместимости и управлением собственными конфигурациями.</w:t>
       </w:r>
       <w:r>
         <w:rPr>
@@ -3079,7 +2805,13 @@
         <w:rPr>
           <w:lang w:val="en-US"/>
         </w:rPr>
-        <w:t xml:space="preserve"> Newegg Custom PC Builder</w:t>
+        <w:t xml:space="preserve"> </w:t>
+      </w:r>
+      <w:r>
+        <w:rPr>
+          <w:lang w:val="en-US"/>
+        </w:rPr>
+        <w:t>Logical Increments</w:t>
       </w:r>
     </w:p>
     <w:p>
@@ -3088,103 +2820,7 @@
         <w:ind w:firstLine="708"/>
       </w:pPr>
       <w:r>
-        <w:t xml:space="preserve">Рассмотренные решения — </w:t>
-      </w:r>
-      <w:proofErr w:type="spellStart"/>
-      <w:r>
-        <w:t>PCPartPicker</w:t>
-      </w:r>
-      <w:proofErr w:type="spellEnd"/>
-      <w:r>
-        <w:t xml:space="preserve">, </w:t>
-      </w:r>
-      <w:proofErr w:type="spellStart"/>
-      <w:r>
-        <w:t>Newegg</w:t>
-      </w:r>
-      <w:proofErr w:type="spellEnd"/>
-      <w:r>
-        <w:t xml:space="preserve"> </w:t>
-      </w:r>
-      <w:proofErr w:type="spellStart"/>
-      <w:r>
-        <w:t>Custom</w:t>
-      </w:r>
-      <w:proofErr w:type="spellEnd"/>
-      <w:r>
-        <w:t xml:space="preserve"> PC </w:t>
-      </w:r>
-      <w:proofErr w:type="spellStart"/>
-      <w:r>
-        <w:t>Builder</w:t>
-      </w:r>
-      <w:proofErr w:type="spellEnd"/>
-      <w:r>
-        <w:t xml:space="preserve"> и </w:t>
-      </w:r>
-      <w:proofErr w:type="spellStart"/>
-      <w:r>
-        <w:t>Logical</w:t>
-      </w:r>
-      <w:proofErr w:type="spellEnd"/>
-      <w:r>
-        <w:t xml:space="preserve"> </w:t>
-      </w:r>
-      <w:proofErr w:type="spellStart"/>
-      <w:r>
-        <w:t>Increments</w:t>
-      </w:r>
-      <w:proofErr w:type="spellEnd"/>
-      <w:r>
-        <w:t xml:space="preserve"> — решают сходную задачу, но ориентированы на разные сценарии. </w:t>
-      </w:r>
-      <w:proofErr w:type="spellStart"/>
-      <w:r>
-        <w:t>PCPartPicker</w:t>
-      </w:r>
-      <w:proofErr w:type="spellEnd"/>
-      <w:r>
-        <w:t xml:space="preserve"> сочетает подбор комплектующих с просмотром торговых предложений, </w:t>
-      </w:r>
-      <w:proofErr w:type="spellStart"/>
-      <w:r>
-        <w:t>Newegg</w:t>
-      </w:r>
-      <w:proofErr w:type="spellEnd"/>
-      <w:r>
-        <w:t xml:space="preserve"> </w:t>
-      </w:r>
-      <w:proofErr w:type="spellStart"/>
-      <w:r>
-        <w:t>Custom</w:t>
-      </w:r>
-      <w:proofErr w:type="spellEnd"/>
-      <w:r>
-        <w:t xml:space="preserve"> PC </w:t>
-      </w:r>
-      <w:proofErr w:type="spellStart"/>
-      <w:r>
-        <w:t>Builder</w:t>
-      </w:r>
-      <w:proofErr w:type="spellEnd"/>
-      <w:r>
-        <w:t xml:space="preserve"> связан с каталогом конкретного магазина, а </w:t>
-      </w:r>
-      <w:proofErr w:type="spellStart"/>
-      <w:r>
-        <w:t>Logical</w:t>
-      </w:r>
-      <w:proofErr w:type="spellEnd"/>
-      <w:r>
-        <w:t xml:space="preserve"> </w:t>
-      </w:r>
-      <w:proofErr w:type="spellStart"/>
-      <w:r>
-        <w:t>Increments</w:t>
-      </w:r>
-      <w:proofErr w:type="spellEnd"/>
-      <w:r>
-        <w:t xml:space="preserve"> в основном предлагает рекомендации по составу сборок и бюджету. Сравнение по критериям, значимым для разрабатываемого приложения, приведено в таблице 1.1.</w:t>
+        <w:t>Рассмотренные решения — PCPartPicker, Newegg Custom PC Builder и Logical Increments — решают сходную задачу, но ориентированы на разные сценарии. PCPartPicker сочетает подбор комплектующих с просмотром торговых предложений, Newegg Custom PC Builder связан с каталогом конкретного магазина, а Logical Increments в основном предлагает рекомендации по составу сборок и бюджету. Сравнение по критериям, значимым для разрабатываемого приложения, приведено в таблице 1.1.</w:t>
       </w:r>
     </w:p>
     <w:p>
@@ -3265,14 +2901,12 @@
                 <w:lang w:val="ru-BY"/>
               </w:rPr>
             </w:pPr>
-            <w:proofErr w:type="spellStart"/>
             <w:r>
               <w:rPr>
                 <w:lang w:val="ru-BY"/>
               </w:rPr>
               <w:t>PCPartPicker</w:t>
             </w:r>
-            <w:proofErr w:type="spellEnd"/>
           </w:p>
         </w:tc>
         <w:tc>
@@ -3307,28 +2941,12 @@
                 <w:lang w:val="ru-BY"/>
               </w:rPr>
             </w:pPr>
-            <w:proofErr w:type="spellStart"/>
             <w:r>
               <w:rPr>
                 <w:lang w:val="ru-BY"/>
               </w:rPr>
-              <w:t>Logical</w:t>
-            </w:r>
-            <w:proofErr w:type="spellEnd"/>
-            <w:r>
-              <w:rPr>
-                <w:lang w:val="ru-BY"/>
-              </w:rPr>
-              <w:t xml:space="preserve"> </w:t>
-            </w:r>
-            <w:proofErr w:type="spellStart"/>
-            <w:r>
-              <w:rPr>
-                <w:lang w:val="ru-BY"/>
-              </w:rPr>
-              <w:t>Increments</w:t>
-            </w:r>
-            <w:proofErr w:type="spellEnd"/>
+              <w:t>Logical Increments</w:t>
+            </w:r>
           </w:p>
         </w:tc>
       </w:tr>
@@ -3453,42 +3071,12 @@
               </w:rPr>
               <w:t xml:space="preserve">; </w:t>
             </w:r>
-            <w:proofErr w:type="spellStart"/>
             <w:r>
               <w:rPr>
                 <w:lang w:val="en-US"/>
               </w:rPr>
-              <w:t>проверяет</w:t>
-            </w:r>
-            <w:proofErr w:type="spellEnd"/>
-            <w:r>
-              <w:rPr>
-                <w:lang w:val="en-US"/>
-              </w:rPr>
-              <w:t xml:space="preserve"> </w:t>
-            </w:r>
-            <w:proofErr w:type="spellStart"/>
-            <w:r>
-              <w:rPr>
-                <w:lang w:val="en-US"/>
-              </w:rPr>
-              <w:t>ряд</w:t>
-            </w:r>
-            <w:proofErr w:type="spellEnd"/>
-            <w:r>
-              <w:rPr>
-                <w:lang w:val="en-US"/>
-              </w:rPr>
-              <w:t xml:space="preserve"> </w:t>
-            </w:r>
-            <w:proofErr w:type="spellStart"/>
-            <w:r>
-              <w:rPr>
-                <w:lang w:val="en-US"/>
-              </w:rPr>
-              <w:t>параметров</w:t>
-            </w:r>
-            <w:proofErr w:type="spellEnd"/>
+              <w:t>проверяет ряд параметров</w:t>
+            </w:r>
           </w:p>
         </w:tc>
         <w:tc>
@@ -3589,16 +3177,8 @@
               <w:rPr>
                 <w:lang w:val="ru-BY"/>
               </w:rPr>
-              <w:t xml:space="preserve">Предложения магазина </w:t>
-            </w:r>
-            <w:proofErr w:type="spellStart"/>
-            <w:r>
-              <w:rPr>
-                <w:lang w:val="ru-BY"/>
-              </w:rPr>
-              <w:t>Newegg</w:t>
-            </w:r>
-            <w:proofErr w:type="spellEnd"/>
+              <w:t>Предложения магазина Newegg</w:t>
+            </w:r>
           </w:p>
         </w:tc>
         <w:tc>
@@ -3906,91 +3486,7 @@
         <w:rPr>
           <w:lang w:val="ru-BY"/>
         </w:rPr>
-        <w:t xml:space="preserve">Сравнение показывает, что рассмотренные сервисы отличаются по назначению и набору возможностей. </w:t>
-      </w:r>
-      <w:proofErr w:type="spellStart"/>
-      <w:r>
-        <w:rPr>
-          <w:lang w:val="ru-BY"/>
-        </w:rPr>
-        <w:t>PCPartPicker</w:t>
-      </w:r>
-      <w:proofErr w:type="spellEnd"/>
-      <w:r>
-        <w:rPr>
-          <w:lang w:val="ru-BY"/>
-        </w:rPr>
-        <w:t xml:space="preserve"> и </w:t>
-      </w:r>
-      <w:proofErr w:type="spellStart"/>
-      <w:r>
-        <w:rPr>
-          <w:lang w:val="ru-BY"/>
-        </w:rPr>
-        <w:t>Newegg</w:t>
-      </w:r>
-      <w:proofErr w:type="spellEnd"/>
-      <w:r>
-        <w:rPr>
-          <w:lang w:val="ru-BY"/>
-        </w:rPr>
-        <w:t xml:space="preserve"> </w:t>
-      </w:r>
-      <w:proofErr w:type="spellStart"/>
-      <w:r>
-        <w:rPr>
-          <w:lang w:val="ru-BY"/>
-        </w:rPr>
-        <w:t>Custom</w:t>
-      </w:r>
-      <w:proofErr w:type="spellEnd"/>
-      <w:r>
-        <w:rPr>
-          <w:lang w:val="ru-BY"/>
-        </w:rPr>
-        <w:t xml:space="preserve"> PC </w:t>
-      </w:r>
-      <w:proofErr w:type="spellStart"/>
-      <w:r>
-        <w:rPr>
-          <w:lang w:val="ru-BY"/>
-        </w:rPr>
-        <w:t>Builder</w:t>
-      </w:r>
-      <w:proofErr w:type="spellEnd"/>
-      <w:r>
-        <w:rPr>
-          <w:lang w:val="ru-BY"/>
-        </w:rPr>
-        <w:t xml:space="preserve"> тесно связаны с торговыми предложениями, тогда как </w:t>
-      </w:r>
-      <w:proofErr w:type="spellStart"/>
-      <w:r>
-        <w:rPr>
-          <w:lang w:val="ru-BY"/>
-        </w:rPr>
-        <w:t>Logical</w:t>
-      </w:r>
-      <w:proofErr w:type="spellEnd"/>
-      <w:r>
-        <w:rPr>
-          <w:lang w:val="ru-BY"/>
-        </w:rPr>
-        <w:t xml:space="preserve"> </w:t>
-      </w:r>
-      <w:proofErr w:type="spellStart"/>
-      <w:r>
-        <w:rPr>
-          <w:lang w:val="ru-BY"/>
-        </w:rPr>
-        <w:t>Increments</w:t>
-      </w:r>
-      <w:proofErr w:type="spellEnd"/>
-      <w:r>
-        <w:rPr>
-          <w:lang w:val="ru-BY"/>
-        </w:rPr>
-        <w:t xml:space="preserve"> в большей степени ориентирован на рекомендации. Поэтому в разрабатываемом приложении предполагается объединить самостоятельное формирование конфигурации, проверку совместимости с пояснениями, расчёт стоимости и суммарного энергопотребления, сохранение и сравнение сборок, а также административные средства для ведения собственного каталога и справочных данных. Такой набор функций соответствует поставленной задаче и не требует обязательной привязки каталога к ассортименту одного магазина.</w:t>
+        <w:t>Сравнение показывает, что рассмотренные сервисы отличаются по назначению и набору возможностей. PCPartPicker и Newegg Custom PC Builder тесно связаны с торговыми предложениями, тогда как Logical Increments в большей степени ориентирован на рекомендации. Поэтому в разрабатываемом приложении предполагается объединить самостоятельное формирование конфигурации, проверку совместимости с пояснениями, расчёт стоимости и суммарного энергопотребления, сохранение и сравнение сборок, а также административные средства для ведения собственного каталога и справочных данных. Такой набор функций соответствует поставленной задаче и не требует обязательной привязки каталога к ассортименту одного магазина.</w:t>
       </w:r>
       <w:r>
         <w:rPr>
@@ -4017,7 +3513,7 @@
           <w:lang w:val="ru-BY"/>
         </w:rPr>
       </w:pPr>
-      <w:bookmarkStart w:id="4" w:name="_Toc244060029"/>
+      <w:bookmarkStart w:id="4" w:name="_Toc244155215"/>
       <w:r>
         <w:rPr>
           <w:rFonts w:ascii="Times New Roman" w:hAnsi="Times New Roman" w:cs="Times New Roman"/>
@@ -4041,33 +3537,7 @@
           <w:szCs w:val="28"/>
           <w:lang w:val="ru-BY"/>
         </w:rPr>
-        <w:t xml:space="preserve">роектирование </w:t>
-      </w:r>
-      <w:proofErr w:type="spellStart"/>
-      <w:r>
-        <w:rPr>
-          <w:rFonts w:ascii="Times New Roman" w:hAnsi="Times New Roman" w:cs="Times New Roman"/>
-          <w:b/>
-          <w:bCs/>
-          <w:color w:val="000000" w:themeColor="text1"/>
-          <w:sz w:val="28"/>
-          <w:szCs w:val="28"/>
-          <w:lang w:val="ru-BY"/>
-        </w:rPr>
-        <w:t>web</w:t>
-      </w:r>
-      <w:proofErr w:type="spellEnd"/>
-      <w:r>
-        <w:rPr>
-          <w:rFonts w:ascii="Times New Roman" w:hAnsi="Times New Roman" w:cs="Times New Roman"/>
-          <w:b/>
-          <w:bCs/>
-          <w:color w:val="000000" w:themeColor="text1"/>
-          <w:sz w:val="28"/>
-          <w:szCs w:val="28"/>
-          <w:lang w:val="ru-BY"/>
-        </w:rPr>
-        <w:t>-приложения</w:t>
+        <w:t>роектирование web-приложения</w:t>
       </w:r>
       <w:bookmarkEnd w:id="4"/>
     </w:p>
@@ -4086,7 +3556,7 @@
           <w:lang w:val="ru-BY"/>
         </w:rPr>
       </w:pPr>
-      <w:bookmarkStart w:id="5" w:name="_Toc244060030"/>
+      <w:bookmarkStart w:id="5" w:name="_Toc244155216"/>
       <w:r>
         <w:rPr>
           <w:b/>
@@ -4201,133 +3671,7 @@
         <w:rPr>
           <w:lang w:val="ru-BY"/>
         </w:rPr>
-        <w:t xml:space="preserve">Таблица </w:t>
-      </w:r>
-      <w:proofErr w:type="spellStart"/>
-      <w:r>
-        <w:rPr>
-          <w:lang w:val="ru-BY"/>
-        </w:rPr>
-        <w:t>Roles</w:t>
-      </w:r>
-      <w:proofErr w:type="spellEnd"/>
-      <w:r>
-        <w:rPr>
-          <w:lang w:val="ru-BY"/>
-        </w:rPr>
-        <w:t xml:space="preserve"> предназначена для хранения ролей доступа, а </w:t>
-      </w:r>
-      <w:proofErr w:type="spellStart"/>
-      <w:r>
-        <w:rPr>
-          <w:lang w:val="ru-BY"/>
-        </w:rPr>
-        <w:t>Users</w:t>
-      </w:r>
-      <w:proofErr w:type="spellEnd"/>
-      <w:r>
-        <w:rPr>
-          <w:lang w:val="ru-BY"/>
-        </w:rPr>
-        <w:t xml:space="preserve"> — учётных записей пользователей и ссылок на назначенные роли. </w:t>
-      </w:r>
-      <w:proofErr w:type="spellStart"/>
-      <w:r>
-        <w:rPr>
-          <w:lang w:val="ru-BY"/>
-        </w:rPr>
-        <w:t>ComponentCategories</w:t>
-      </w:r>
-      <w:proofErr w:type="spellEnd"/>
-      <w:r>
-        <w:rPr>
-          <w:lang w:val="ru-BY"/>
-        </w:rPr>
-        <w:t xml:space="preserve"> объединяет комплектующие по категориям, </w:t>
-      </w:r>
-      <w:proofErr w:type="spellStart"/>
-      <w:r>
-        <w:rPr>
-          <w:lang w:val="ru-BY"/>
-        </w:rPr>
-        <w:t>Components</w:t>
-      </w:r>
-      <w:proofErr w:type="spellEnd"/>
-      <w:r>
-        <w:rPr>
-          <w:lang w:val="ru-BY"/>
-        </w:rPr>
-        <w:t xml:space="preserve"> хранит общие сведения о моделях, а </w:t>
-      </w:r>
-      <w:proofErr w:type="spellStart"/>
-      <w:r>
-        <w:rPr>
-          <w:lang w:val="ru-BY"/>
-        </w:rPr>
-        <w:t>ComponentSpecifications</w:t>
-      </w:r>
-      <w:proofErr w:type="spellEnd"/>
-      <w:r>
-        <w:rPr>
-          <w:lang w:val="ru-BY"/>
-        </w:rPr>
-        <w:t xml:space="preserve"> позволяет представить технические характеристики, набор которых зависит от типа оборудования. </w:t>
-      </w:r>
-      <w:proofErr w:type="spellStart"/>
-      <w:r>
-        <w:rPr>
-          <w:lang w:val="ru-BY"/>
-        </w:rPr>
-        <w:t>CompatibilityRules</w:t>
-      </w:r>
-      <w:proofErr w:type="spellEnd"/>
-      <w:r>
-        <w:rPr>
-          <w:lang w:val="ru-BY"/>
-        </w:rPr>
-        <w:t xml:space="preserve"> содержит описания условий проверки и сообщения, которые можно показать при выявлении несоответствия. </w:t>
-      </w:r>
-      <w:proofErr w:type="spellStart"/>
-      <w:r>
-        <w:rPr>
-          <w:lang w:val="ru-BY"/>
-        </w:rPr>
-        <w:t>Configurations</w:t>
-      </w:r>
-      <w:proofErr w:type="spellEnd"/>
-      <w:r>
-        <w:rPr>
-          <w:lang w:val="ru-BY"/>
-        </w:rPr>
-        <w:t xml:space="preserve"> связывает сборку с её владельцем, </w:t>
-      </w:r>
-      <w:proofErr w:type="spellStart"/>
-      <w:r>
-        <w:rPr>
-          <w:lang w:val="ru-BY"/>
-        </w:rPr>
-        <w:t>ConfigurationItems</w:t>
-      </w:r>
-      <w:proofErr w:type="spellEnd"/>
-      <w:r>
-        <w:rPr>
-          <w:lang w:val="ru-BY"/>
-        </w:rPr>
-        <w:t xml:space="preserve"> хранит выбранные компоненты и их количество, а </w:t>
-      </w:r>
-      <w:proofErr w:type="spellStart"/>
-      <w:r>
-        <w:rPr>
-          <w:lang w:val="ru-BY"/>
-        </w:rPr>
-        <w:t>CompatibilityChecks</w:t>
-      </w:r>
-      <w:proofErr w:type="spellEnd"/>
-      <w:r>
-        <w:rPr>
-          <w:lang w:val="ru-BY"/>
-        </w:rPr>
-        <w:t xml:space="preserve"> предназначена для фиксации результатов проверки конфигурации. Для денежных значений целесообразно использовать точный десятичный тип, а для связей между </w:t>
+        <w:t xml:space="preserve">Таблица Roles предназначена для хранения ролей доступа, а Users — учётных записей пользователей и ссылок на назначенные роли. ComponentCategories объединяет комплектующие по категориям, Components хранит общие сведения о моделях, а ComponentSpecifications позволяет представить технические характеристики, набор которых зависит от типа оборудования. CompatibilityRules содержит описания условий проверки и сообщения, которые можно показать при выявлении несоответствия. Configurations связывает сборку с её владельцем, ConfigurationItems хранит выбранные компоненты и их количество, а CompatibilityChecks предназначена для фиксации результатов проверки конфигурации. Для денежных значений целесообразно использовать точный десятичный тип, а для связей между </w:t>
       </w:r>
       <w:r>
         <w:rPr>
@@ -4352,7 +3696,7 @@
           <w:lang w:val="ru-BY"/>
         </w:rPr>
       </w:pPr>
-      <w:bookmarkStart w:id="6" w:name="_Toc244060031"/>
+      <w:bookmarkStart w:id="6" w:name="_Toc244155217"/>
       <w:r>
         <w:rPr>
           <w:b/>
@@ -4429,6 +3773,9 @@
       </w:r>
     </w:p>
     <w:p>
+      <w:pPr>
+        <w:jc w:val="center"/>
+      </w:pPr>
       <w:r>
         <w:rPr>
           <w:lang w:val="ru-BY"/>
@@ -4508,6 +3855,7 @@
     <w:p>
       <w:pPr>
         <w:spacing w:after="240"/>
+        <w:jc w:val="center"/>
         <w:rPr>
           <w:lang w:val="ru-BY"/>
         </w:rPr>
@@ -4572,7 +3920,7 @@
           <w:lang w:val="ru-BY"/>
         </w:rPr>
       </w:pPr>
-      <w:bookmarkStart w:id="7" w:name="_Toc244060032"/>
+      <w:bookmarkStart w:id="7" w:name="_Toc244155218"/>
       <w:r>
         <w:rPr>
           <w:b/>
@@ -4596,21 +3944,7 @@
         <w:rPr>
           <w:lang w:val="ru-BY"/>
         </w:rPr>
-        <w:t xml:space="preserve">В проектируемой архитектуре выделяются клиентский интерфейс, серверный API, бизнес-логика, слой доступа к данным и база данных. Клиентская часть на </w:t>
-      </w:r>
-      <w:proofErr w:type="spellStart"/>
-      <w:r>
-        <w:rPr>
-          <w:lang w:val="ru-BY"/>
-        </w:rPr>
-        <w:t>React</w:t>
-      </w:r>
-      <w:proofErr w:type="spellEnd"/>
-      <w:r>
-        <w:rPr>
-          <w:lang w:val="ru-BY"/>
-        </w:rPr>
-        <w:t xml:space="preserve"> отвечает за отображение страниц и асинхронное взаимодействие с сервером. Серверная часть на Node.js предоставляет API, проверяет права доступа и передаёт запросы соответствующим сервисам. Бизнес-слой реализует правила проверки совместимости и расчёты стоимости и энергопотребления, а слой доступа к данным изолирует операции взаимодействия с Microsoft SQL Server. Такое разделение уменьшает зависимость интерфейса от структуры базы данных и позволяет развивать отдельные части приложения с меньшим влиянием на остальные компоненты.</w:t>
+        <w:t>В проектируемой архитектуре выделяются клиентский интерфейс, серверный API, бизнес-логика, слой доступа к данным и база данных. Клиентская часть на React отвечает за отображение страниц и асинхронное взаимодействие с сервером. Серверная часть на Node.js предоставляет API, проверяет права доступа и передаёт запросы соответствующим сервисам. Бизнес-слой реализует правила проверки совместимости и расчёты стоимости и энергопотребления, а слой доступа к данным изолирует операции взаимодействия с Microsoft SQL Server. Такое разделение уменьшает зависимость интерфейса от структуры базы данных и позволяет развивать отдельные части приложения с меньшим влиянием на остальные компоненты.</w:t>
       </w:r>
     </w:p>
     <w:p>
@@ -4620,22 +3954,64 @@
         <w:ind w:firstLine="0"/>
         <w:jc w:val="left"/>
       </w:pPr>
+      <w:r>
+        <w:rPr>
+          <w:noProof/>
+          <w:snapToGrid/>
+          <w14:ligatures w14:val="standardContextual"/>
+        </w:rPr>
+        <w:lastRenderedPageBreak/>
+        <w:drawing>
+          <wp:inline distT="0" distB="0" distL="0" distR="0" wp14:anchorId="793B1623" wp14:editId="3A367E69">
+            <wp:extent cx="5940425" cy="1264920"/>
+            <wp:effectExtent l="0" t="0" r="3175" b="0"/>
+            <wp:docPr id="2" name="Рисунок 2"/>
+            <wp:cNvGraphicFramePr>
+              <a:graphicFrameLocks xmlns:a="http://schemas.openxmlformats.org/drawingml/2006/main" noChangeAspect="1"/>
+            </wp:cNvGraphicFramePr>
+            <a:graphic xmlns:a="http://schemas.openxmlformats.org/drawingml/2006/main">
+              <a:graphicData uri="http://schemas.openxmlformats.org/drawingml/2006/picture">
+                <pic:pic xmlns:pic="http://schemas.openxmlformats.org/drawingml/2006/picture">
+                  <pic:nvPicPr>
+                    <pic:cNvPr id="1" name=""/>
+                    <pic:cNvPicPr/>
+                  </pic:nvPicPr>
+                  <pic:blipFill>
+                    <a:blip r:embed="rId14"/>
+                    <a:stretch>
+                      <a:fillRect/>
+                    </a:stretch>
+                  </pic:blipFill>
+                  <pic:spPr>
+                    <a:xfrm>
+                      <a:off x="0" y="0"/>
+                      <a:ext cx="5940425" cy="1264920"/>
+                    </a:xfrm>
+                    <a:prstGeom prst="rect">
+                      <a:avLst/>
+                    </a:prstGeom>
+                  </pic:spPr>
+                </pic:pic>
+              </a:graphicData>
+            </a:graphic>
+          </wp:inline>
+        </w:drawing>
+      </w:r>
     </w:p>
     <w:p>
       <w:pPr>
         <w:widowControl/>
         <w:spacing w:after="160" w:line="259" w:lineRule="auto"/>
         <w:ind w:firstLine="0"/>
-        <w:jc w:val="left"/>
-        <w:rPr>
-          <w:lang w:val="ru-BY"/>
-        </w:rPr>
-      </w:pPr>
-      <w:r>
-        <w:rPr>
-          <w:lang w:val="ru-BY"/>
-        </w:rPr>
-        <w:lastRenderedPageBreak/>
+        <w:jc w:val="center"/>
+        <w:rPr>
+          <w:lang w:val="ru-BY"/>
+        </w:rPr>
+      </w:pPr>
+      <w:r>
+        <w:rPr>
+          <w:lang w:val="ru-BY"/>
+        </w:rPr>
         <w:t>Рисунок 2.4 – Структурная схема архитектуры приложения</w:t>
       </w:r>
     </w:p>
@@ -4651,21 +4027,7 @@
         <w:rPr>
           <w:lang w:val="ru-BY"/>
         </w:rPr>
-        <w:t xml:space="preserve">Для развёртывания предусматривается возможность запуска компонентов приложения в </w:t>
-      </w:r>
-      <w:proofErr w:type="spellStart"/>
-      <w:r>
-        <w:rPr>
-          <w:lang w:val="ru-BY"/>
-        </w:rPr>
-        <w:t>Docker</w:t>
-      </w:r>
-      <w:proofErr w:type="spellEnd"/>
-      <w:r>
-        <w:rPr>
-          <w:lang w:val="ru-BY"/>
-        </w:rPr>
-        <w:t>-контейнерах. Конфигурация контейнеров позволит описать необходимые для запуска компоненты и параметры окружения, а также упростит воспроизведение среды на другой машине. При этом контейнеризация рассматривается как способ организации развёртывания, а не как замена настройке и проверке самого приложения.</w:t>
+        <w:t>Для развёртывания предусматривается возможность запуска компонентов приложения в Docker-контейнерах. Конфигурация контейнеров позволит описать необходимые для запуска компоненты и параметры окружения, а также упростит воспроизведение среды на другой машине. При этом контейнеризация рассматривается как способ организации развёртывания, а не как замена настройке и проверке самого приложения.</w:t>
       </w:r>
       <w:r>
         <w:rPr>
@@ -4688,7 +4050,7 @@
           <w:lang w:val="ru-BY"/>
         </w:rPr>
       </w:pPr>
-      <w:bookmarkStart w:id="8" w:name="_Toc244060033"/>
+      <w:bookmarkStart w:id="8" w:name="_Toc244155219"/>
       <w:r>
         <w:rPr>
           <w:rFonts w:ascii="Times New Roman" w:hAnsi="Times New Roman" w:cs="Times New Roman"/>
@@ -4715,33 +4077,11 @@
           <w:lang w:val="ru-BY"/>
         </w:rPr>
       </w:pPr>
-      <w:proofErr w:type="spellStart"/>
-      <w:r>
-        <w:rPr>
-          <w:lang w:val="ru-BY"/>
-        </w:rPr>
-        <w:t>PCPartPicker</w:t>
-      </w:r>
-      <w:proofErr w:type="spellEnd"/>
-      <w:r>
-        <w:rPr>
-          <w:lang w:val="ru-BY"/>
-        </w:rPr>
-        <w:t xml:space="preserve">. System </w:t>
-      </w:r>
-      <w:proofErr w:type="spellStart"/>
-      <w:r>
-        <w:rPr>
-          <w:lang w:val="ru-BY"/>
-        </w:rPr>
-        <w:t>Builder</w:t>
-      </w:r>
-      <w:proofErr w:type="spellEnd"/>
-      <w:r>
-        <w:rPr>
-          <w:lang w:val="ru-BY"/>
-        </w:rPr>
-        <w:t xml:space="preserve"> [Электронный ресурс]. – Режим доступа: https://pcpartpicker.com/. – Дата доступа: 28.10.2026.</w:t>
+      <w:r>
+        <w:rPr>
+          <w:lang w:val="ru-BY"/>
+        </w:rPr>
+        <w:t>PCPartPicker. System Builder [Электронный ресурс]. – Режим доступа: https://pcpartpicker.com/. – Дата доступа: 28.10.2026.</w:t>
       </w:r>
     </w:p>
     <w:p>
@@ -4755,47 +4095,11 @@
           <w:lang w:val="ru-BY"/>
         </w:rPr>
       </w:pPr>
-      <w:proofErr w:type="spellStart"/>
-      <w:r>
-        <w:rPr>
-          <w:lang w:val="ru-BY"/>
-        </w:rPr>
-        <w:t>Newegg</w:t>
-      </w:r>
-      <w:proofErr w:type="spellEnd"/>
-      <w:r>
-        <w:rPr>
-          <w:lang w:val="ru-BY"/>
-        </w:rPr>
-        <w:t xml:space="preserve">. </w:t>
-      </w:r>
-      <w:proofErr w:type="spellStart"/>
-      <w:r>
-        <w:rPr>
-          <w:lang w:val="ru-BY"/>
-        </w:rPr>
-        <w:t>Custom</w:t>
-      </w:r>
-      <w:proofErr w:type="spellEnd"/>
-      <w:r>
-        <w:rPr>
-          <w:lang w:val="ru-BY"/>
-        </w:rPr>
-        <w:t xml:space="preserve"> PC </w:t>
-      </w:r>
-      <w:proofErr w:type="spellStart"/>
-      <w:r>
-        <w:rPr>
-          <w:lang w:val="ru-BY"/>
-        </w:rPr>
-        <w:t>Builder</w:t>
-      </w:r>
-      <w:proofErr w:type="spellEnd"/>
-      <w:r>
-        <w:rPr>
-          <w:lang w:val="ru-BY"/>
-        </w:rPr>
-        <w:t xml:space="preserve"> [Электронный ресурс]. – Режим доступа: https://www.newegg.com/tools/custom-pc-builder. – Дата доступа: 28.10.2026.</w:t>
+      <w:r>
+        <w:rPr>
+          <w:lang w:val="ru-BY"/>
+        </w:rPr>
+        <w:t>Newegg. Custom PC Builder [Электронный ресурс]. – Режим доступа: https://www.newegg.com/tools/custom-pc-builder. – Дата доступа: 28.10.2026.</w:t>
       </w:r>
     </w:p>
     <w:p>
@@ -4809,47 +4113,11 @@
           <w:lang w:val="ru-BY"/>
         </w:rPr>
       </w:pPr>
-      <w:proofErr w:type="spellStart"/>
-      <w:r>
-        <w:rPr>
-          <w:lang w:val="ru-BY"/>
-        </w:rPr>
-        <w:t>Logical</w:t>
-      </w:r>
-      <w:proofErr w:type="spellEnd"/>
-      <w:r>
-        <w:rPr>
-          <w:lang w:val="ru-BY"/>
-        </w:rPr>
-        <w:t xml:space="preserve"> </w:t>
-      </w:r>
-      <w:proofErr w:type="spellStart"/>
-      <w:r>
-        <w:rPr>
-          <w:lang w:val="ru-BY"/>
-        </w:rPr>
-        <w:t>Increments</w:t>
-      </w:r>
-      <w:proofErr w:type="spellEnd"/>
-      <w:r>
-        <w:rPr>
-          <w:lang w:val="ru-BY"/>
-        </w:rPr>
-        <w:t xml:space="preserve">. PC </w:t>
-      </w:r>
-      <w:proofErr w:type="spellStart"/>
-      <w:r>
-        <w:rPr>
-          <w:lang w:val="ru-BY"/>
-        </w:rPr>
-        <w:t>Build</w:t>
-      </w:r>
-      <w:proofErr w:type="spellEnd"/>
-      <w:r>
-        <w:rPr>
-          <w:lang w:val="ru-BY"/>
-        </w:rPr>
-        <w:t xml:space="preserve"> Guide [Электронный ресурс]. – Режим доступа: https://www.logicalincrements.com/. – Дата доступа: 28.10.2026.</w:t>
+      <w:r>
+        <w:rPr>
+          <w:lang w:val="ru-BY"/>
+        </w:rPr>
+        <w:t>Logical Increments. PC Build Guide [Электронный ресурс]. – Режим доступа: https://www.logicalincrements.com/. – Дата доступа: 28.10.2026.</w:t>
       </w:r>
     </w:p>
     <w:p>
@@ -4863,33 +4131,11 @@
           <w:lang w:val="ru-BY"/>
         </w:rPr>
       </w:pPr>
-      <w:proofErr w:type="spellStart"/>
-      <w:r>
-        <w:rPr>
-          <w:lang w:val="ru-BY"/>
-        </w:rPr>
-        <w:t>React</w:t>
-      </w:r>
-      <w:proofErr w:type="spellEnd"/>
-      <w:r>
-        <w:rPr>
-          <w:lang w:val="ru-BY"/>
-        </w:rPr>
-        <w:t xml:space="preserve">. </w:t>
-      </w:r>
-      <w:proofErr w:type="spellStart"/>
-      <w:r>
-        <w:rPr>
-          <w:lang w:val="ru-BY"/>
-        </w:rPr>
-        <w:t>Documentation</w:t>
-      </w:r>
-      <w:proofErr w:type="spellEnd"/>
-      <w:r>
-        <w:rPr>
-          <w:lang w:val="ru-BY"/>
-        </w:rPr>
-        <w:t xml:space="preserve"> [Электронный ресурс]. – Режим доступа: https://react.dev/. – Дата доступа: 28.10.2026.</w:t>
+      <w:r>
+        <w:rPr>
+          <w:lang w:val="ru-BY"/>
+        </w:rPr>
+        <w:t>React. Documentation [Электронный ресурс]. – Режим доступа: https://react.dev/. – Дата доступа: 28.10.2026.</w:t>
       </w:r>
     </w:p>
     <w:p>
@@ -4907,21 +4153,7 @@
         <w:rPr>
           <w:lang w:val="ru-BY"/>
         </w:rPr>
-        <w:t xml:space="preserve">Node.js. </w:t>
-      </w:r>
-      <w:proofErr w:type="spellStart"/>
-      <w:r>
-        <w:rPr>
-          <w:lang w:val="ru-BY"/>
-        </w:rPr>
-        <w:t>Documentation</w:t>
-      </w:r>
-      <w:proofErr w:type="spellEnd"/>
-      <w:r>
-        <w:rPr>
-          <w:lang w:val="ru-BY"/>
-        </w:rPr>
-        <w:t xml:space="preserve"> [Электронный ресурс]. – Режим доступа: https://nodejs.org/docs/. – Дата доступа: 28.10.2026.</w:t>
+        <w:t>Node.js. Documentation [Электронный ресурс]. – Режим доступа: https://nodejs.org/docs/. – Дата доступа: 28.10.2026.</w:t>
       </w:r>
     </w:p>
     <w:p>
@@ -4939,25 +4171,11 @@
         <w:rPr>
           <w:lang w:val="ru-BY"/>
         </w:rPr>
-        <w:t xml:space="preserve">Microsoft. SQL Server </w:t>
-      </w:r>
-      <w:proofErr w:type="spellStart"/>
-      <w:r>
-        <w:rPr>
-          <w:lang w:val="ru-BY"/>
-        </w:rPr>
-        <w:t>documentation</w:t>
-      </w:r>
-      <w:proofErr w:type="spellEnd"/>
-      <w:r>
-        <w:rPr>
-          <w:lang w:val="ru-BY"/>
-        </w:rPr>
-        <w:t xml:space="preserve"> [Электронный ресурс]. – Режим доступа: https://learn.microsoft.com/sql/sql-server/. – Дата доступа: 28.10.2026.</w:t>
+        <w:t>Microsoft. SQL Server documentation [Электронный ресурс]. – Режим доступа: https://learn.microsoft.com/sql/sql-server/. – Дата доступа: 28.10.2026.</w:t>
       </w:r>
     </w:p>
     <w:sectPr>
-      <w:headerReference w:type="default" r:id="rId14"/>
+      <w:headerReference w:type="default" r:id="rId15"/>
       <w:pgSz w:w="11906" w:h="16838"/>
       <w:pgMar w:top="1134" w:right="850" w:bottom="1134" w:left="1701" w:header="708" w:footer="708" w:gutter="0"/>
       <w:cols w:space="708"/>

--- a/VII sem/Course-project_STSR/Пояснительная записка.docx
+++ b/VII sem/Course-project_STSR/Пояснительная записка.docx
@@ -2289,52 +2289,11 @@
       <w:pPr>
         <w:widowControl/>
         <w:spacing w:after="240" w:line="259" w:lineRule="auto"/>
-        <w:ind w:firstLine="708"/>
         <w:rPr>
           <w:color w:val="000000"/>
           <w:szCs w:val="28"/>
         </w:rPr>
       </w:pPr>
-      <w:r>
-        <w:rPr>
-          <w:snapToGrid/>
-          <w:szCs w:val="28"/>
-          <w:lang w:val="ru-BY" w:eastAsia="ru-BY"/>
-        </w:rPr>
-        <w:t xml:space="preserve">Клиентская часть создаётся на React и TypeScript, серверная </w:t>
-      </w:r>
-      <w:r>
-        <w:rPr>
-          <w:snapToGrid/>
-          <w:szCs w:val="28"/>
-          <w:lang w:val="ru-BY" w:eastAsia="ru-BY"/>
-        </w:rPr>
-        <w:t>–</w:t>
-      </w:r>
-      <w:r>
-        <w:rPr>
-          <w:snapToGrid/>
-          <w:szCs w:val="28"/>
-          <w:lang w:val="ru-BY" w:eastAsia="ru-BY"/>
-        </w:rPr>
-        <w:t xml:space="preserve"> на Node.js и TypeScript, база данных </w:t>
-      </w:r>
-      <w:r>
-        <w:rPr>
-          <w:snapToGrid/>
-          <w:szCs w:val="28"/>
-          <w:lang w:val="ru-BY" w:eastAsia="ru-BY"/>
-        </w:rPr>
-        <w:t>–</w:t>
-      </w:r>
-      <w:r>
-        <w:rPr>
-          <w:snapToGrid/>
-          <w:szCs w:val="28"/>
-          <w:lang w:val="ru-BY" w:eastAsia="ru-BY"/>
-        </w:rPr>
-        <w:t xml:space="preserve"> на Microsoft SQL Server. Разделение интерфейса, бизнес-логики и хранения данных упрощает сопровождение и расширение приложения, а запуск компонентов в Docker-контейнерах обеспечивает воспроизводимое развёртывание при разработке и демонстрации. Итогом станет единый инструмент для подбора оборудования и предварительной проверки сборки.</w:t>
-      </w:r>
       <w:r>
         <w:rPr>
           <w:color w:val="000000"/>
@@ -2405,6 +2364,7 @@
     </w:p>
     <w:p>
       <w:pPr>
+        <w:ind w:firstLine="709"/>
         <w:rPr>
           <w:lang w:val="ru-BY"/>
         </w:rPr>
@@ -2418,6 +2378,7 @@
     </w:p>
     <w:p>
       <w:pPr>
+        <w:spacing w:after="240"/>
         <w:rPr>
           <w:lang w:val="ru-BY"/>
         </w:rPr>
@@ -2427,20 +2388,6 @@
           <w:lang w:val="ru-BY"/>
         </w:rPr>
         <w:t>Для достижения поставленной цели необходимо реализовать регистрацию и авторизацию пользователей, а также разграничение прав доступа по ролям «пользователь» и «администратор». Пользователю должны быть доступны просмотр каталога и характеристик комплектующих, создание и редактирование конфигураций, добавление и удаление позиций, проверка совместимости, просмотр стоимости и суммарного энергопотребления, сохранение сборок и сравнение ранее сохранённых вариантов. Администратору необходимо предоставить возможность добавлять, изменять и удалять записи о комплектующих, редактировать их характеристики и справочные данные, а также просматривать сведения о зарегистрированных пользователях и сохранённых конфигурациях.</w:t>
-      </w:r>
-    </w:p>
-    <w:p>
-      <w:pPr>
-        <w:spacing w:after="240"/>
-        <w:rPr>
-          <w:lang w:val="ru-BY"/>
-        </w:rPr>
-      </w:pPr>
-      <w:r>
-        <w:rPr>
-          <w:lang w:val="ru-BY"/>
-        </w:rPr>
-        <w:t>Программное средство разрабатывается на TypeScript: клиентская часть строится с использованием React, а серверная — на платформе Node.js. Для хранения данных предусматривается Microsoft SQL Server. Архитектура должна разделять интерфейс, бизнес-логику и слой доступа к данным, чтобы изменения в одной части системы по возможности не требовали переработки остальных. Асинхронное взаимодействие с сервером и возможность контейнерного развёртывания должны обеспечить удобство работы с интерфейсом и упростить запуск приложения в разных средах.</w:t>
       </w:r>
     </w:p>
     <w:p>
@@ -2484,38 +2431,54 @@
           <w:lang w:val="ru-BY"/>
         </w:rPr>
       </w:pPr>
-      <w:r>
-        <w:rPr>
-          <w:lang w:val="ru-BY"/>
-        </w:rPr>
-        <w:t xml:space="preserve">PCPartPicker — один из наиболее близких по назначению сервисов. Пользователь выбирает комплектующие по категориям и формирует собственную сборку. Сервис объединяет подбор деталей, сведения о ценах и доступности у продавцов и проверку ряда параметров совместимости. Это помогает заранее заметить некоторые типичные проблемы, например несовпадение платформы процессора и материнской платы или ограничения, связанные с размещением компонентов. Кроме того, пользователь может оценить стоимость сборки и сохранить или передать другим составленный </w:t>
+      <w:proofErr w:type="spellStart"/>
+      <w:r>
+        <w:rPr>
+          <w:lang w:val="ru-BY"/>
+        </w:rPr>
+        <w:t>PCPartPicker</w:t>
+      </w:r>
+      <w:proofErr w:type="spellEnd"/>
+      <w:r>
+        <w:rPr>
+          <w:lang w:val="ru-BY"/>
+        </w:rPr>
+        <w:t xml:space="preserve"> — один из наиболее близких по назначению сервисов. Пользователь выбирает комплектующие по категориям и формирует собственную сборку. Сервис объединяет подбор деталей, сведения о ценах и доступности у продавцов и проверку ряда параметров совместимости. Это помогает заранее заметить некоторые типичные проблемы, например несовпадение платформы процессора и материнской платы или ограничения, связанные с размещением компонентов. Кроме того, пользователь может оценить стоимость сборки и сохранить или передать другим составленный список.</w:t>
+      </w:r>
+      <w:r>
+        <w:rPr>
+          <w:lang w:val="ru-BY"/>
+        </w:rPr>
+        <w:t xml:space="preserve"> </w:t>
+      </w:r>
+    </w:p>
+    <w:p>
+      <w:pPr>
+        <w:ind w:firstLine="420"/>
+        <w:rPr>
+          <w:lang w:val="ru-BY"/>
+        </w:rPr>
+      </w:pPr>
+      <w:proofErr w:type="spellStart"/>
+      <w:r>
+        <w:rPr>
+          <w:lang w:val="ru-BY"/>
+        </w:rPr>
+        <w:t>PCPartPicker</w:t>
+      </w:r>
+      <w:proofErr w:type="spellEnd"/>
+      <w:r>
+        <w:rPr>
+          <w:lang w:val="ru-BY"/>
+        </w:rPr>
+        <w:t xml:space="preserve"> ориентирован на подбор оборудования и сопоставление торговых предложений, поэтому доступность отдельных товаров и функций может зависеть от региона. Автоматическая проверка не отменяет необходимости сверяться с официальными спецификациями производителей, особенно если для компонента важны дополнительные условия совместимости. В проектируемом приложении особое внимание предполагается уделить объяснению выявленных несоответствий, </w:t>
       </w:r>
       <w:r>
         <w:rPr>
           <w:lang w:val="ru-BY"/>
         </w:rPr>
         <w:lastRenderedPageBreak/>
-        <w:t>список.</w:t>
-      </w:r>
-      <w:r>
-        <w:rPr>
-          <w:lang w:val="ru-BY"/>
-        </w:rPr>
-        <w:t xml:space="preserve"> </w:t>
-      </w:r>
-    </w:p>
-    <w:p>
-      <w:pPr>
-        <w:ind w:firstLine="420"/>
-        <w:rPr>
-          <w:lang w:val="ru-BY"/>
-        </w:rPr>
-      </w:pPr>
-      <w:r>
-        <w:rPr>
-          <w:lang w:val="ru-BY"/>
-        </w:rPr>
-        <w:t>PCPartPicker ориентирован на подбор оборудования и сопоставление торговых предложений, поэтому доступность отдельных товаров и функций может зависеть от региона. Автоматическая проверка не отменяет необходимости сверяться с официальными спецификациями производителей, особенно если для компонента важны дополнительные условия совместимости. В проектируемом приложении особое внимание предполагается уделить объяснению выявленных несоответствий, отображению суммарного энергопотребления и возможности сохранять несколько конфигураций для последующего сравнения.</w:t>
+        <w:t>отображению суммарного энергопотребления и возможности сохранять несколько конфигураций для последующего сравнения.</w:t>
       </w:r>
     </w:p>
     <w:p>
@@ -2582,8 +2545,16 @@
         <w:rPr>
           <w:lang w:val="ru-BY"/>
         </w:rPr>
-        <w:t>Рисунок 1.1 – Веб-приложение PCPartPicker</w:t>
-      </w:r>
+        <w:t xml:space="preserve">Рисунок 1.1 – Веб-приложение </w:t>
+      </w:r>
+      <w:proofErr w:type="spellStart"/>
+      <w:r>
+        <w:rPr>
+          <w:lang w:val="ru-BY"/>
+        </w:rPr>
+        <w:t>PCPartPicker</w:t>
+      </w:r>
+      <w:proofErr w:type="spellEnd"/>
     </w:p>
     <w:p>
       <w:pPr>
@@ -2592,11 +2563,61 @@
           <w:lang w:val="ru-BY"/>
         </w:rPr>
       </w:pPr>
-      <w:r>
-        <w:rPr>
-          <w:lang w:val="ru-BY"/>
-        </w:rPr>
-        <w:t>Newegg Custom PC Builder — конфигуратор, встроенный в интернет-магазин Newegg. Он позволяет выбирать процессор, материнскую плату, оперативную память, видеокарту, корпус, блок питания, накопители и другие категории оборудования. Пользователь может собрать список самостоятельно или воспользоваться предложенными вариантами; интерфейс помогает просматривать состав сборки и её стоимость в рамках каталога магазина.</w:t>
+      <w:proofErr w:type="spellStart"/>
+      <w:r>
+        <w:rPr>
+          <w:lang w:val="ru-BY"/>
+        </w:rPr>
+        <w:t>Newegg</w:t>
+      </w:r>
+      <w:proofErr w:type="spellEnd"/>
+      <w:r>
+        <w:rPr>
+          <w:lang w:val="ru-BY"/>
+        </w:rPr>
+        <w:t xml:space="preserve"> </w:t>
+      </w:r>
+      <w:proofErr w:type="spellStart"/>
+      <w:r>
+        <w:rPr>
+          <w:lang w:val="ru-BY"/>
+        </w:rPr>
+        <w:t>Custom</w:t>
+      </w:r>
+      <w:proofErr w:type="spellEnd"/>
+      <w:r>
+        <w:rPr>
+          <w:lang w:val="ru-BY"/>
+        </w:rPr>
+        <w:t xml:space="preserve"> PC </w:t>
+      </w:r>
+      <w:proofErr w:type="spellStart"/>
+      <w:r>
+        <w:rPr>
+          <w:lang w:val="ru-BY"/>
+        </w:rPr>
+        <w:t>Builder</w:t>
+      </w:r>
+      <w:proofErr w:type="spellEnd"/>
+      <w:r>
+        <w:rPr>
+          <w:lang w:val="ru-BY"/>
+        </w:rPr>
+        <w:t xml:space="preserve"> — конфигуратор, встроенный в интернет-магазин </w:t>
+      </w:r>
+      <w:proofErr w:type="spellStart"/>
+      <w:r>
+        <w:rPr>
+          <w:lang w:val="ru-BY"/>
+        </w:rPr>
+        <w:t>Newegg</w:t>
+      </w:r>
+      <w:proofErr w:type="spellEnd"/>
+      <w:r>
+        <w:rPr>
+          <w:lang w:val="ru-BY"/>
+        </w:rPr>
+        <w:t>. Он позволяет выбирать процессор, материнскую плату, оперативную память, видеокарту, корпус, блок питания, накопители и другие категории оборудования. Пользователь может собрать список самостоятельно или воспользоваться предложенными вариантами; интерфейс помогает просматривать состав сборки и её стоимость в рамках каталога магазина.</w:t>
       </w:r>
     </w:p>
     <w:p>
@@ -2610,7 +2631,63 @@
         <w:rPr>
           <w:lang w:val="ru-BY"/>
         </w:rPr>
-        <w:t>Основное преимущество Newegg Custom PC Builder — интеграция подбора комплектующих с ассортиментом и процессом покупки в одном магазине. При этом выбор и ценовые предложения ограничены каталогом Newegg, а автоматическая проверка не должна восприниматься как безусловная гарантия совместимости: характеристики и требования оборудования всё равно следует сверять с документацией производителей. Проектируемое приложение предполагает ведение собственного каталога администратором и работу с пользовательскими конфигурациями без обязательной привязки к одному продавцу.</w:t>
+        <w:t xml:space="preserve">Основное преимущество </w:t>
+      </w:r>
+      <w:proofErr w:type="spellStart"/>
+      <w:r>
+        <w:rPr>
+          <w:lang w:val="ru-BY"/>
+        </w:rPr>
+        <w:t>Newegg</w:t>
+      </w:r>
+      <w:proofErr w:type="spellEnd"/>
+      <w:r>
+        <w:rPr>
+          <w:lang w:val="ru-BY"/>
+        </w:rPr>
+        <w:t xml:space="preserve"> </w:t>
+      </w:r>
+      <w:proofErr w:type="spellStart"/>
+      <w:r>
+        <w:rPr>
+          <w:lang w:val="ru-BY"/>
+        </w:rPr>
+        <w:t>Custom</w:t>
+      </w:r>
+      <w:proofErr w:type="spellEnd"/>
+      <w:r>
+        <w:rPr>
+          <w:lang w:val="ru-BY"/>
+        </w:rPr>
+        <w:t xml:space="preserve"> PC </w:t>
+      </w:r>
+      <w:proofErr w:type="spellStart"/>
+      <w:r>
+        <w:rPr>
+          <w:lang w:val="ru-BY"/>
+        </w:rPr>
+        <w:t>Builder</w:t>
+      </w:r>
+      <w:proofErr w:type="spellEnd"/>
+      <w:r>
+        <w:rPr>
+          <w:lang w:val="ru-BY"/>
+        </w:rPr>
+        <w:t xml:space="preserve"> — интеграция подбора комплектующих с ассортиментом и процессом покупки в одном магазине. При этом выбор и ценовые предложения ограничены каталогом </w:t>
+      </w:r>
+      <w:proofErr w:type="spellStart"/>
+      <w:r>
+        <w:rPr>
+          <w:lang w:val="ru-BY"/>
+        </w:rPr>
+        <w:t>Newegg</w:t>
+      </w:r>
+      <w:proofErr w:type="spellEnd"/>
+      <w:r>
+        <w:rPr>
+          <w:lang w:val="ru-BY"/>
+        </w:rPr>
+        <w:t>, а автоматическая проверка не должна восприниматься как безусловная гарантия совместимости: характеристики и требования оборудования всё равно следует сверять с документацией производителей. Проектируемое приложение предполагает ведение собственного каталога администратором и работу с пользовательскими конфигурациями без обязательной привязки к одному продавцу.</w:t>
       </w:r>
     </w:p>
     <w:p>
@@ -2711,11 +2788,33 @@
           <w:lang w:val="ru-BY"/>
         </w:rPr>
       </w:pPr>
-      <w:r>
-        <w:rPr>
-          <w:lang w:val="ru-BY"/>
-        </w:rPr>
-        <w:t>Logical Increments предлагает иной подход: сервис публикует ориентиры по бюджету и рекомендуемые сочетания основных компонентов для сборок разного уровня. Материалы сопровождаются пояснениями по отдельным категориям оборудования и рекомендациями, на что следует обращать внимание при подборе. Такой формат может быть полезен пользователям, которым нужны отправные варианты и общие рекомендации перед самостоятельным выбором комплектующих.</w:t>
+      <w:proofErr w:type="spellStart"/>
+      <w:r>
+        <w:rPr>
+          <w:lang w:val="ru-BY"/>
+        </w:rPr>
+        <w:t>Logical</w:t>
+      </w:r>
+      <w:proofErr w:type="spellEnd"/>
+      <w:r>
+        <w:rPr>
+          <w:lang w:val="ru-BY"/>
+        </w:rPr>
+        <w:t xml:space="preserve"> </w:t>
+      </w:r>
+      <w:proofErr w:type="spellStart"/>
+      <w:r>
+        <w:rPr>
+          <w:lang w:val="ru-BY"/>
+        </w:rPr>
+        <w:t>Increments</w:t>
+      </w:r>
+      <w:proofErr w:type="spellEnd"/>
+      <w:r>
+        <w:rPr>
+          <w:lang w:val="ru-BY"/>
+        </w:rPr>
+        <w:t xml:space="preserve"> предлагает иной подход: сервис публикует ориентиры по бюджету и рекомендуемые сочетания основных компонентов для сборок разного уровня. Материалы сопровождаются пояснениями по отдельным категориям оборудования и рекомендациями, на что следует обращать внимание при подборе. Такой формат может быть полезен пользователям, которым нужны отправные варианты и общие рекомендации перед самостоятельным выбором комплектующих.</w:t>
       </w:r>
     </w:p>
     <w:p>
@@ -2729,7 +2828,35 @@
         <w:rPr>
           <w:lang w:val="ru-BY"/>
         </w:rPr>
-        <w:t>В отличие от конфигуратора с последовательным выбором отдельных компонентов, Logical Increments в первую очередь выполняет роль руководства и системы рекомендаций. Он помогает сориентироваться в сочетаниях оборудования и бюджете, но не является прямой заменой приложению, в котором пользователь самостоятельно формирует произвольную сборку, редактирует её состав и сравнивает сохранённые варианты в едином интерфейсе. Поэтому разрабатываемое приложение должно сочетать свободный выбор комплектующих с проверкой совместимости и управлением собственными конфигурациями.</w:t>
+        <w:t xml:space="preserve">В отличие от конфигуратора с последовательным выбором отдельных компонентов, </w:t>
+      </w:r>
+      <w:proofErr w:type="spellStart"/>
+      <w:r>
+        <w:rPr>
+          <w:lang w:val="ru-BY"/>
+        </w:rPr>
+        <w:t>Logical</w:t>
+      </w:r>
+      <w:proofErr w:type="spellEnd"/>
+      <w:r>
+        <w:rPr>
+          <w:lang w:val="ru-BY"/>
+        </w:rPr>
+        <w:t xml:space="preserve"> </w:t>
+      </w:r>
+      <w:proofErr w:type="spellStart"/>
+      <w:r>
+        <w:rPr>
+          <w:lang w:val="ru-BY"/>
+        </w:rPr>
+        <w:t>Increments</w:t>
+      </w:r>
+      <w:proofErr w:type="spellEnd"/>
+      <w:r>
+        <w:rPr>
+          <w:lang w:val="ru-BY"/>
+        </w:rPr>
+        <w:t xml:space="preserve"> в первую очередь выполняет роль руководства и системы рекомендаций. Он помогает сориентироваться в сочетаниях оборудования и бюджете, но не является прямой заменой приложению, в котором пользователь самостоятельно формирует произвольную сборку, редактирует её состав и сравнивает сохранённые варианты в едином интерфейсе. Поэтому разрабатываемое приложение должно сочетать свободный выбор комплектующих с проверкой совместимости и управлением собственными конфигурациями.</w:t>
       </w:r>
       <w:r>
         <w:rPr>
@@ -2780,7 +2907,7 @@
         <w:spacing w:before="240"/>
         <w:ind w:firstLine="708"/>
         <w:rPr>
-          <w:lang w:val="en-US"/>
+          <w:lang w:val="ru-BY"/>
         </w:rPr>
       </w:pPr>
       <w:r>
@@ -2791,7 +2918,7 @@
       </w:r>
       <w:r>
         <w:rPr>
-          <w:lang w:val="en-US"/>
+          <w:lang w:val="ru-BY"/>
         </w:rPr>
         <w:t xml:space="preserve"> 1.3 – </w:t>
       </w:r>
@@ -2803,16 +2930,32 @@
       </w:r>
       <w:r>
         <w:rPr>
-          <w:lang w:val="en-US"/>
+          <w:lang w:val="ru-BY"/>
         </w:rPr>
         <w:t xml:space="preserve"> </w:t>
       </w:r>
-      <w:r>
-        <w:rPr>
-          <w:lang w:val="en-US"/>
-        </w:rPr>
-        <w:t>Logical Increments</w:t>
-      </w:r>
+      <w:proofErr w:type="spellStart"/>
+      <w:r>
+        <w:rPr>
+          <w:lang w:val="ru-BY"/>
+        </w:rPr>
+        <w:t>Logical</w:t>
+      </w:r>
+      <w:proofErr w:type="spellEnd"/>
+      <w:r>
+        <w:rPr>
+          <w:lang w:val="ru-BY"/>
+        </w:rPr>
+        <w:t xml:space="preserve"> </w:t>
+      </w:r>
+      <w:proofErr w:type="spellStart"/>
+      <w:r>
+        <w:rPr>
+          <w:lang w:val="ru-BY"/>
+        </w:rPr>
+        <w:t>Increments</w:t>
+      </w:r>
+      <w:proofErr w:type="spellEnd"/>
     </w:p>
     <w:p>
       <w:pPr>
@@ -2820,7 +2963,103 @@
         <w:ind w:firstLine="708"/>
       </w:pPr>
       <w:r>
-        <w:t>Рассмотренные решения — PCPartPicker, Newegg Custom PC Builder и Logical Increments — решают сходную задачу, но ориентированы на разные сценарии. PCPartPicker сочетает подбор комплектующих с просмотром торговых предложений, Newegg Custom PC Builder связан с каталогом конкретного магазина, а Logical Increments в основном предлагает рекомендации по составу сборок и бюджету. Сравнение по критериям, значимым для разрабатываемого приложения, приведено в таблице 1.1.</w:t>
+        <w:t xml:space="preserve">Рассмотренные решения — </w:t>
+      </w:r>
+      <w:proofErr w:type="spellStart"/>
+      <w:r>
+        <w:t>PCPartPicker</w:t>
+      </w:r>
+      <w:proofErr w:type="spellEnd"/>
+      <w:r>
+        <w:t xml:space="preserve">, </w:t>
+      </w:r>
+      <w:proofErr w:type="spellStart"/>
+      <w:r>
+        <w:t>Newegg</w:t>
+      </w:r>
+      <w:proofErr w:type="spellEnd"/>
+      <w:r>
+        <w:t xml:space="preserve"> </w:t>
+      </w:r>
+      <w:proofErr w:type="spellStart"/>
+      <w:r>
+        <w:t>Custom</w:t>
+      </w:r>
+      <w:proofErr w:type="spellEnd"/>
+      <w:r>
+        <w:t xml:space="preserve"> PC </w:t>
+      </w:r>
+      <w:proofErr w:type="spellStart"/>
+      <w:r>
+        <w:t>Builder</w:t>
+      </w:r>
+      <w:proofErr w:type="spellEnd"/>
+      <w:r>
+        <w:t xml:space="preserve"> и </w:t>
+      </w:r>
+      <w:proofErr w:type="spellStart"/>
+      <w:r>
+        <w:t>Logical</w:t>
+      </w:r>
+      <w:proofErr w:type="spellEnd"/>
+      <w:r>
+        <w:t xml:space="preserve"> </w:t>
+      </w:r>
+      <w:proofErr w:type="spellStart"/>
+      <w:r>
+        <w:t>Increments</w:t>
+      </w:r>
+      <w:proofErr w:type="spellEnd"/>
+      <w:r>
+        <w:t xml:space="preserve"> — решают сходную задачу, но ориентированы на разные сценарии. </w:t>
+      </w:r>
+      <w:proofErr w:type="spellStart"/>
+      <w:r>
+        <w:t>PCPartPicker</w:t>
+      </w:r>
+      <w:proofErr w:type="spellEnd"/>
+      <w:r>
+        <w:t xml:space="preserve"> сочетает подбор комплектующих с просмотром торговых предложений, </w:t>
+      </w:r>
+      <w:proofErr w:type="spellStart"/>
+      <w:r>
+        <w:t>Newegg</w:t>
+      </w:r>
+      <w:proofErr w:type="spellEnd"/>
+      <w:r>
+        <w:t xml:space="preserve"> </w:t>
+      </w:r>
+      <w:proofErr w:type="spellStart"/>
+      <w:r>
+        <w:t>Custom</w:t>
+      </w:r>
+      <w:proofErr w:type="spellEnd"/>
+      <w:r>
+        <w:t xml:space="preserve"> PC </w:t>
+      </w:r>
+      <w:proofErr w:type="spellStart"/>
+      <w:r>
+        <w:t>Builder</w:t>
+      </w:r>
+      <w:proofErr w:type="spellEnd"/>
+      <w:r>
+        <w:t xml:space="preserve"> связан с каталогом конкретного магазина, а </w:t>
+      </w:r>
+      <w:proofErr w:type="spellStart"/>
+      <w:r>
+        <w:t>Logical</w:t>
+      </w:r>
+      <w:proofErr w:type="spellEnd"/>
+      <w:r>
+        <w:t xml:space="preserve"> </w:t>
+      </w:r>
+      <w:proofErr w:type="spellStart"/>
+      <w:r>
+        <w:t>Increments</w:t>
+      </w:r>
+      <w:proofErr w:type="spellEnd"/>
+      <w:r>
+        <w:t xml:space="preserve"> в основном предлагает рекомендации по составу сборок и бюджету. Сравнение по критериям, значимым для разрабатываемого приложения, приведено в таблице 1.1.</w:t>
       </w:r>
     </w:p>
     <w:p>
@@ -2901,12 +3140,14 @@
                 <w:lang w:val="ru-BY"/>
               </w:rPr>
             </w:pPr>
+            <w:proofErr w:type="spellStart"/>
             <w:r>
               <w:rPr>
                 <w:lang w:val="ru-BY"/>
               </w:rPr>
               <w:t>PCPartPicker</w:t>
             </w:r>
+            <w:proofErr w:type="spellEnd"/>
           </w:p>
         </w:tc>
         <w:tc>
@@ -2941,12 +3182,28 @@
                 <w:lang w:val="ru-BY"/>
               </w:rPr>
             </w:pPr>
+            <w:proofErr w:type="spellStart"/>
             <w:r>
               <w:rPr>
                 <w:lang w:val="ru-BY"/>
               </w:rPr>
-              <w:t>Logical Increments</w:t>
-            </w:r>
+              <w:t>Logical</w:t>
+            </w:r>
+            <w:proofErr w:type="spellEnd"/>
+            <w:r>
+              <w:rPr>
+                <w:lang w:val="ru-BY"/>
+              </w:rPr>
+              <w:t xml:space="preserve"> </w:t>
+            </w:r>
+            <w:proofErr w:type="spellStart"/>
+            <w:r>
+              <w:rPr>
+                <w:lang w:val="ru-BY"/>
+              </w:rPr>
+              <w:t>Increments</w:t>
+            </w:r>
+            <w:proofErr w:type="spellEnd"/>
           </w:p>
         </w:tc>
       </w:tr>
@@ -3071,12 +3328,42 @@
               </w:rPr>
               <w:t xml:space="preserve">; </w:t>
             </w:r>
+            <w:proofErr w:type="spellStart"/>
             <w:r>
               <w:rPr>
                 <w:lang w:val="en-US"/>
               </w:rPr>
-              <w:t>проверяет ряд параметров</w:t>
-            </w:r>
+              <w:t>проверяет</w:t>
+            </w:r>
+            <w:proofErr w:type="spellEnd"/>
+            <w:r>
+              <w:rPr>
+                <w:lang w:val="en-US"/>
+              </w:rPr>
+              <w:t xml:space="preserve"> </w:t>
+            </w:r>
+            <w:proofErr w:type="spellStart"/>
+            <w:r>
+              <w:rPr>
+                <w:lang w:val="en-US"/>
+              </w:rPr>
+              <w:t>ряд</w:t>
+            </w:r>
+            <w:proofErr w:type="spellEnd"/>
+            <w:r>
+              <w:rPr>
+                <w:lang w:val="en-US"/>
+              </w:rPr>
+              <w:t xml:space="preserve"> </w:t>
+            </w:r>
+            <w:proofErr w:type="spellStart"/>
+            <w:r>
+              <w:rPr>
+                <w:lang w:val="en-US"/>
+              </w:rPr>
+              <w:t>параметров</w:t>
+            </w:r>
+            <w:proofErr w:type="spellEnd"/>
           </w:p>
         </w:tc>
         <w:tc>
@@ -3177,8 +3464,16 @@
               <w:rPr>
                 <w:lang w:val="ru-BY"/>
               </w:rPr>
-              <w:t>Предложения магазина Newegg</w:t>
-            </w:r>
+              <w:t xml:space="preserve">Предложения магазина </w:t>
+            </w:r>
+            <w:proofErr w:type="spellStart"/>
+            <w:r>
+              <w:rPr>
+                <w:lang w:val="ru-BY"/>
+              </w:rPr>
+              <w:t>Newegg</w:t>
+            </w:r>
+            <w:proofErr w:type="spellEnd"/>
           </w:p>
         </w:tc>
         <w:tc>
@@ -3486,7 +3781,91 @@
         <w:rPr>
           <w:lang w:val="ru-BY"/>
         </w:rPr>
-        <w:t>Сравнение показывает, что рассмотренные сервисы отличаются по назначению и набору возможностей. PCPartPicker и Newegg Custom PC Builder тесно связаны с торговыми предложениями, тогда как Logical Increments в большей степени ориентирован на рекомендации. Поэтому в разрабатываемом приложении предполагается объединить самостоятельное формирование конфигурации, проверку совместимости с пояснениями, расчёт стоимости и суммарного энергопотребления, сохранение и сравнение сборок, а также административные средства для ведения собственного каталога и справочных данных. Такой набор функций соответствует поставленной задаче и не требует обязательной привязки каталога к ассортименту одного магазина.</w:t>
+        <w:t xml:space="preserve">Сравнение показывает, что рассмотренные сервисы отличаются по назначению и набору возможностей. </w:t>
+      </w:r>
+      <w:proofErr w:type="spellStart"/>
+      <w:r>
+        <w:rPr>
+          <w:lang w:val="ru-BY"/>
+        </w:rPr>
+        <w:t>PCPartPicker</w:t>
+      </w:r>
+      <w:proofErr w:type="spellEnd"/>
+      <w:r>
+        <w:rPr>
+          <w:lang w:val="ru-BY"/>
+        </w:rPr>
+        <w:t xml:space="preserve"> и </w:t>
+      </w:r>
+      <w:proofErr w:type="spellStart"/>
+      <w:r>
+        <w:rPr>
+          <w:lang w:val="ru-BY"/>
+        </w:rPr>
+        <w:t>Newegg</w:t>
+      </w:r>
+      <w:proofErr w:type="spellEnd"/>
+      <w:r>
+        <w:rPr>
+          <w:lang w:val="ru-BY"/>
+        </w:rPr>
+        <w:t xml:space="preserve"> </w:t>
+      </w:r>
+      <w:proofErr w:type="spellStart"/>
+      <w:r>
+        <w:rPr>
+          <w:lang w:val="ru-BY"/>
+        </w:rPr>
+        <w:t>Custom</w:t>
+      </w:r>
+      <w:proofErr w:type="spellEnd"/>
+      <w:r>
+        <w:rPr>
+          <w:lang w:val="ru-BY"/>
+        </w:rPr>
+        <w:t xml:space="preserve"> PC </w:t>
+      </w:r>
+      <w:proofErr w:type="spellStart"/>
+      <w:r>
+        <w:rPr>
+          <w:lang w:val="ru-BY"/>
+        </w:rPr>
+        <w:t>Builder</w:t>
+      </w:r>
+      <w:proofErr w:type="spellEnd"/>
+      <w:r>
+        <w:rPr>
+          <w:lang w:val="ru-BY"/>
+        </w:rPr>
+        <w:t xml:space="preserve"> тесно связаны с торговыми предложениями, тогда как </w:t>
+      </w:r>
+      <w:proofErr w:type="spellStart"/>
+      <w:r>
+        <w:rPr>
+          <w:lang w:val="ru-BY"/>
+        </w:rPr>
+        <w:t>Logical</w:t>
+      </w:r>
+      <w:proofErr w:type="spellEnd"/>
+      <w:r>
+        <w:rPr>
+          <w:lang w:val="ru-BY"/>
+        </w:rPr>
+        <w:t xml:space="preserve"> </w:t>
+      </w:r>
+      <w:proofErr w:type="spellStart"/>
+      <w:r>
+        <w:rPr>
+          <w:lang w:val="ru-BY"/>
+        </w:rPr>
+        <w:t>Increments</w:t>
+      </w:r>
+      <w:proofErr w:type="spellEnd"/>
+      <w:r>
+        <w:rPr>
+          <w:lang w:val="ru-BY"/>
+        </w:rPr>
+        <w:t xml:space="preserve"> в большей степени ориентирован на рекомендации. Поэтому в разрабатываемом приложении предполагается объединить самостоятельное формирование конфигурации, проверку совместимости с пояснениями, расчёт стоимости и суммарного энергопотребления, сохранение и сравнение сборок, а также административные средства для ведения собственного каталога и справочных данных. Такой набор функций соответствует поставленной задаче и не требует обязательной привязки каталога к ассортименту одного магазина.</w:t>
       </w:r>
       <w:r>
         <w:rPr>
@@ -3537,7 +3916,33 @@
           <w:szCs w:val="28"/>
           <w:lang w:val="ru-BY"/>
         </w:rPr>
-        <w:t>роектирование web-приложения</w:t>
+        <w:t xml:space="preserve">роектирование </w:t>
+      </w:r>
+      <w:proofErr w:type="spellStart"/>
+      <w:r>
+        <w:rPr>
+          <w:rFonts w:ascii="Times New Roman" w:hAnsi="Times New Roman" w:cs="Times New Roman"/>
+          <w:b/>
+          <w:bCs/>
+          <w:color w:val="000000" w:themeColor="text1"/>
+          <w:sz w:val="28"/>
+          <w:szCs w:val="28"/>
+          <w:lang w:val="ru-BY"/>
+        </w:rPr>
+        <w:t>web</w:t>
+      </w:r>
+      <w:proofErr w:type="spellEnd"/>
+      <w:r>
+        <w:rPr>
+          <w:rFonts w:ascii="Times New Roman" w:hAnsi="Times New Roman" w:cs="Times New Roman"/>
+          <w:b/>
+          <w:bCs/>
+          <w:color w:val="000000" w:themeColor="text1"/>
+          <w:sz w:val="28"/>
+          <w:szCs w:val="28"/>
+          <w:lang w:val="ru-BY"/>
+        </w:rPr>
+        <w:t>-приложения</w:t>
       </w:r>
       <w:bookmarkEnd w:id="4"/>
     </w:p>
@@ -3671,7 +4076,133 @@
         <w:rPr>
           <w:lang w:val="ru-BY"/>
         </w:rPr>
-        <w:t xml:space="preserve">Таблица Roles предназначена для хранения ролей доступа, а Users — учётных записей пользователей и ссылок на назначенные роли. ComponentCategories объединяет комплектующие по категориям, Components хранит общие сведения о моделях, а ComponentSpecifications позволяет представить технические характеристики, набор которых зависит от типа оборудования. CompatibilityRules содержит описания условий проверки и сообщения, которые можно показать при выявлении несоответствия. Configurations связывает сборку с её владельцем, ConfigurationItems хранит выбранные компоненты и их количество, а CompatibilityChecks предназначена для фиксации результатов проверки конфигурации. Для денежных значений целесообразно использовать точный десятичный тип, а для связей между </w:t>
+        <w:t xml:space="preserve">Таблица </w:t>
+      </w:r>
+      <w:proofErr w:type="spellStart"/>
+      <w:r>
+        <w:rPr>
+          <w:lang w:val="ru-BY"/>
+        </w:rPr>
+        <w:t>Roles</w:t>
+      </w:r>
+      <w:proofErr w:type="spellEnd"/>
+      <w:r>
+        <w:rPr>
+          <w:lang w:val="ru-BY"/>
+        </w:rPr>
+        <w:t xml:space="preserve"> предназначена для хранения ролей доступа, а </w:t>
+      </w:r>
+      <w:proofErr w:type="spellStart"/>
+      <w:r>
+        <w:rPr>
+          <w:lang w:val="ru-BY"/>
+        </w:rPr>
+        <w:t>Users</w:t>
+      </w:r>
+      <w:proofErr w:type="spellEnd"/>
+      <w:r>
+        <w:rPr>
+          <w:lang w:val="ru-BY"/>
+        </w:rPr>
+        <w:t xml:space="preserve"> — учётных записей пользователей и ссылок на назначенные роли. </w:t>
+      </w:r>
+      <w:proofErr w:type="spellStart"/>
+      <w:r>
+        <w:rPr>
+          <w:lang w:val="ru-BY"/>
+        </w:rPr>
+        <w:t>ComponentCategories</w:t>
+      </w:r>
+      <w:proofErr w:type="spellEnd"/>
+      <w:r>
+        <w:rPr>
+          <w:lang w:val="ru-BY"/>
+        </w:rPr>
+        <w:t xml:space="preserve"> объединяет комплектующие по категориям, </w:t>
+      </w:r>
+      <w:proofErr w:type="spellStart"/>
+      <w:r>
+        <w:rPr>
+          <w:lang w:val="ru-BY"/>
+        </w:rPr>
+        <w:t>Components</w:t>
+      </w:r>
+      <w:proofErr w:type="spellEnd"/>
+      <w:r>
+        <w:rPr>
+          <w:lang w:val="ru-BY"/>
+        </w:rPr>
+        <w:t xml:space="preserve"> хранит общие сведения о моделях, а </w:t>
+      </w:r>
+      <w:proofErr w:type="spellStart"/>
+      <w:r>
+        <w:rPr>
+          <w:lang w:val="ru-BY"/>
+        </w:rPr>
+        <w:t>ComponentSpecifications</w:t>
+      </w:r>
+      <w:proofErr w:type="spellEnd"/>
+      <w:r>
+        <w:rPr>
+          <w:lang w:val="ru-BY"/>
+        </w:rPr>
+        <w:t xml:space="preserve"> позволяет представить технические характеристики, набор которых зависит от типа оборудования. </w:t>
+      </w:r>
+      <w:proofErr w:type="spellStart"/>
+      <w:r>
+        <w:rPr>
+          <w:lang w:val="ru-BY"/>
+        </w:rPr>
+        <w:t>CompatibilityRules</w:t>
+      </w:r>
+      <w:proofErr w:type="spellEnd"/>
+      <w:r>
+        <w:rPr>
+          <w:lang w:val="ru-BY"/>
+        </w:rPr>
+        <w:t xml:space="preserve"> содержит описания условий проверки и сообщения, которые можно показать при выявлении несоответствия. </w:t>
+      </w:r>
+      <w:proofErr w:type="spellStart"/>
+      <w:r>
+        <w:rPr>
+          <w:lang w:val="ru-BY"/>
+        </w:rPr>
+        <w:t>Configurations</w:t>
+      </w:r>
+      <w:proofErr w:type="spellEnd"/>
+      <w:r>
+        <w:rPr>
+          <w:lang w:val="ru-BY"/>
+        </w:rPr>
+        <w:t xml:space="preserve"> связывает сборку с её владельцем, </w:t>
+      </w:r>
+      <w:proofErr w:type="spellStart"/>
+      <w:r>
+        <w:rPr>
+          <w:lang w:val="ru-BY"/>
+        </w:rPr>
+        <w:t>ConfigurationItems</w:t>
+      </w:r>
+      <w:proofErr w:type="spellEnd"/>
+      <w:r>
+        <w:rPr>
+          <w:lang w:val="ru-BY"/>
+        </w:rPr>
+        <w:t xml:space="preserve"> хранит выбранные компоненты и их количество, а </w:t>
+      </w:r>
+      <w:proofErr w:type="spellStart"/>
+      <w:r>
+        <w:rPr>
+          <w:lang w:val="ru-BY"/>
+        </w:rPr>
+        <w:t>CompatibilityChecks</w:t>
+      </w:r>
+      <w:proofErr w:type="spellEnd"/>
+      <w:r>
+        <w:rPr>
+          <w:lang w:val="ru-BY"/>
+        </w:rPr>
+        <w:t xml:space="preserve"> предназначена для фиксации результатов проверки конфигурации. Для денежных значений целесообразно использовать точный десятичный тип, а для связей между </w:t>
       </w:r>
       <w:r>
         <w:rPr>
@@ -3944,7 +4475,21 @@
         <w:rPr>
           <w:lang w:val="ru-BY"/>
         </w:rPr>
-        <w:t>В проектируемой архитектуре выделяются клиентский интерфейс, серверный API, бизнес-логика, слой доступа к данным и база данных. Клиентская часть на React отвечает за отображение страниц и асинхронное взаимодействие с сервером. Серверная часть на Node.js предоставляет API, проверяет права доступа и передаёт запросы соответствующим сервисам. Бизнес-слой реализует правила проверки совместимости и расчёты стоимости и энергопотребления, а слой доступа к данным изолирует операции взаимодействия с Microsoft SQL Server. Такое разделение уменьшает зависимость интерфейса от структуры базы данных и позволяет развивать отдельные части приложения с меньшим влиянием на остальные компоненты.</w:t>
+        <w:t xml:space="preserve">В проектируемой архитектуре выделяются клиентский интерфейс, серверный API, бизнес-логика, слой доступа к данным и база данных. Клиентская часть на </w:t>
+      </w:r>
+      <w:proofErr w:type="spellStart"/>
+      <w:r>
+        <w:rPr>
+          <w:lang w:val="ru-BY"/>
+        </w:rPr>
+        <w:t>React</w:t>
+      </w:r>
+      <w:proofErr w:type="spellEnd"/>
+      <w:r>
+        <w:rPr>
+          <w:lang w:val="ru-BY"/>
+        </w:rPr>
+        <w:t xml:space="preserve"> отвечает за отображение страниц и асинхронное взаимодействие с сервером. Серверная часть на Node.js предоставляет API, проверяет права доступа и передаёт запросы соответствующим сервисам. Бизнес-слой реализует правила проверки совместимости и расчёты стоимости и энергопотребления, а слой доступа к данным изолирует операции взаимодействия с Microsoft SQL Server. Такое разделение уменьшает зависимость интерфейса от структуры базы данных и позволяет развивать отдельные части приложения с меньшим влиянием на остальные компоненты.</w:t>
       </w:r>
     </w:p>
     <w:p>
@@ -4027,7 +4572,21 @@
         <w:rPr>
           <w:lang w:val="ru-BY"/>
         </w:rPr>
-        <w:t>Для развёртывания предусматривается возможность запуска компонентов приложения в Docker-контейнерах. Конфигурация контейнеров позволит описать необходимые для запуска компоненты и параметры окружения, а также упростит воспроизведение среды на другой машине. При этом контейнеризация рассматривается как способ организации развёртывания, а не как замена настройке и проверке самого приложения.</w:t>
+        <w:t xml:space="preserve">Для развёртывания предусматривается возможность запуска компонентов приложения в </w:t>
+      </w:r>
+      <w:proofErr w:type="spellStart"/>
+      <w:r>
+        <w:rPr>
+          <w:lang w:val="ru-BY"/>
+        </w:rPr>
+        <w:t>Docker</w:t>
+      </w:r>
+      <w:proofErr w:type="spellEnd"/>
+      <w:r>
+        <w:rPr>
+          <w:lang w:val="ru-BY"/>
+        </w:rPr>
+        <w:t>-контейнерах. Конфигурация контейнеров позволит описать необходимые для запуска компоненты и параметры окружения, а также упростит воспроизведение среды на другой машине. При этом контейнеризация рассматривается как способ организации развёртывания, а не как замена настройке и проверке самого приложения.</w:t>
       </w:r>
       <w:r>
         <w:rPr>
@@ -4077,11 +4636,33 @@
           <w:lang w:val="ru-BY"/>
         </w:rPr>
       </w:pPr>
-      <w:r>
-        <w:rPr>
-          <w:lang w:val="ru-BY"/>
-        </w:rPr>
-        <w:t>PCPartPicker. System Builder [Электронный ресурс]. – Режим доступа: https://pcpartpicker.com/. – Дата доступа: 28.10.2026.</w:t>
+      <w:proofErr w:type="spellStart"/>
+      <w:r>
+        <w:rPr>
+          <w:lang w:val="ru-BY"/>
+        </w:rPr>
+        <w:t>PCPartPicker</w:t>
+      </w:r>
+      <w:proofErr w:type="spellEnd"/>
+      <w:r>
+        <w:rPr>
+          <w:lang w:val="ru-BY"/>
+        </w:rPr>
+        <w:t xml:space="preserve">. System </w:t>
+      </w:r>
+      <w:proofErr w:type="spellStart"/>
+      <w:r>
+        <w:rPr>
+          <w:lang w:val="ru-BY"/>
+        </w:rPr>
+        <w:t>Builder</w:t>
+      </w:r>
+      <w:proofErr w:type="spellEnd"/>
+      <w:r>
+        <w:rPr>
+          <w:lang w:val="ru-BY"/>
+        </w:rPr>
+        <w:t xml:space="preserve"> [Электронный ресурс]. – Режим доступа: https://pcpartpicker.com/. – Дата доступа: 28.10.2026.</w:t>
       </w:r>
     </w:p>
     <w:p>
@@ -4095,11 +4676,47 @@
           <w:lang w:val="ru-BY"/>
         </w:rPr>
       </w:pPr>
-      <w:r>
-        <w:rPr>
-          <w:lang w:val="ru-BY"/>
-        </w:rPr>
-        <w:t>Newegg. Custom PC Builder [Электронный ресурс]. – Режим доступа: https://www.newegg.com/tools/custom-pc-builder. – Дата доступа: 28.10.2026.</w:t>
+      <w:proofErr w:type="spellStart"/>
+      <w:r>
+        <w:rPr>
+          <w:lang w:val="ru-BY"/>
+        </w:rPr>
+        <w:t>Newegg</w:t>
+      </w:r>
+      <w:proofErr w:type="spellEnd"/>
+      <w:r>
+        <w:rPr>
+          <w:lang w:val="ru-BY"/>
+        </w:rPr>
+        <w:t xml:space="preserve">. </w:t>
+      </w:r>
+      <w:proofErr w:type="spellStart"/>
+      <w:r>
+        <w:rPr>
+          <w:lang w:val="ru-BY"/>
+        </w:rPr>
+        <w:t>Custom</w:t>
+      </w:r>
+      <w:proofErr w:type="spellEnd"/>
+      <w:r>
+        <w:rPr>
+          <w:lang w:val="ru-BY"/>
+        </w:rPr>
+        <w:t xml:space="preserve"> PC </w:t>
+      </w:r>
+      <w:proofErr w:type="spellStart"/>
+      <w:r>
+        <w:rPr>
+          <w:lang w:val="ru-BY"/>
+        </w:rPr>
+        <w:t>Builder</w:t>
+      </w:r>
+      <w:proofErr w:type="spellEnd"/>
+      <w:r>
+        <w:rPr>
+          <w:lang w:val="ru-BY"/>
+        </w:rPr>
+        <w:t xml:space="preserve"> [Электронный ресурс]. – Режим доступа: https://www.newegg.com/tools/custom-pc-builder. – Дата доступа: 28.10.2026.</w:t>
       </w:r>
     </w:p>
     <w:p>
@@ -4113,11 +4730,47 @@
           <w:lang w:val="ru-BY"/>
         </w:rPr>
       </w:pPr>
-      <w:r>
-        <w:rPr>
-          <w:lang w:val="ru-BY"/>
-        </w:rPr>
-        <w:t>Logical Increments. PC Build Guide [Электронный ресурс]. – Режим доступа: https://www.logicalincrements.com/. – Дата доступа: 28.10.2026.</w:t>
+      <w:proofErr w:type="spellStart"/>
+      <w:r>
+        <w:rPr>
+          <w:lang w:val="ru-BY"/>
+        </w:rPr>
+        <w:t>Logical</w:t>
+      </w:r>
+      <w:proofErr w:type="spellEnd"/>
+      <w:r>
+        <w:rPr>
+          <w:lang w:val="ru-BY"/>
+        </w:rPr>
+        <w:t xml:space="preserve"> </w:t>
+      </w:r>
+      <w:proofErr w:type="spellStart"/>
+      <w:r>
+        <w:rPr>
+          <w:lang w:val="ru-BY"/>
+        </w:rPr>
+        <w:t>Increments</w:t>
+      </w:r>
+      <w:proofErr w:type="spellEnd"/>
+      <w:r>
+        <w:rPr>
+          <w:lang w:val="ru-BY"/>
+        </w:rPr>
+        <w:t xml:space="preserve">. PC </w:t>
+      </w:r>
+      <w:proofErr w:type="spellStart"/>
+      <w:r>
+        <w:rPr>
+          <w:lang w:val="ru-BY"/>
+        </w:rPr>
+        <w:t>Build</w:t>
+      </w:r>
+      <w:proofErr w:type="spellEnd"/>
+      <w:r>
+        <w:rPr>
+          <w:lang w:val="ru-BY"/>
+        </w:rPr>
+        <w:t xml:space="preserve"> Guide [Электронный ресурс]. – Режим доступа: https://www.logicalincrements.com/. – Дата доступа: 28.10.2026.</w:t>
       </w:r>
     </w:p>
     <w:p>
@@ -4131,11 +4784,33 @@
           <w:lang w:val="ru-BY"/>
         </w:rPr>
       </w:pPr>
-      <w:r>
-        <w:rPr>
-          <w:lang w:val="ru-BY"/>
-        </w:rPr>
-        <w:t>React. Documentation [Электронный ресурс]. – Режим доступа: https://react.dev/. – Дата доступа: 28.10.2026.</w:t>
+      <w:proofErr w:type="spellStart"/>
+      <w:r>
+        <w:rPr>
+          <w:lang w:val="ru-BY"/>
+        </w:rPr>
+        <w:t>React</w:t>
+      </w:r>
+      <w:proofErr w:type="spellEnd"/>
+      <w:r>
+        <w:rPr>
+          <w:lang w:val="ru-BY"/>
+        </w:rPr>
+        <w:t xml:space="preserve">. </w:t>
+      </w:r>
+      <w:proofErr w:type="spellStart"/>
+      <w:r>
+        <w:rPr>
+          <w:lang w:val="ru-BY"/>
+        </w:rPr>
+        <w:t>Documentation</w:t>
+      </w:r>
+      <w:proofErr w:type="spellEnd"/>
+      <w:r>
+        <w:rPr>
+          <w:lang w:val="ru-BY"/>
+        </w:rPr>
+        <w:t xml:space="preserve"> [Электронный ресурс]. – Режим доступа: https://react.dev/. – Дата доступа: 28.10.2026.</w:t>
       </w:r>
     </w:p>
     <w:p>
@@ -4153,7 +4828,21 @@
         <w:rPr>
           <w:lang w:val="ru-BY"/>
         </w:rPr>
-        <w:t>Node.js. Documentation [Электронный ресурс]. – Режим доступа: https://nodejs.org/docs/. – Дата доступа: 28.10.2026.</w:t>
+        <w:t xml:space="preserve">Node.js. </w:t>
+      </w:r>
+      <w:proofErr w:type="spellStart"/>
+      <w:r>
+        <w:rPr>
+          <w:lang w:val="ru-BY"/>
+        </w:rPr>
+        <w:t>Documentation</w:t>
+      </w:r>
+      <w:proofErr w:type="spellEnd"/>
+      <w:r>
+        <w:rPr>
+          <w:lang w:val="ru-BY"/>
+        </w:rPr>
+        <w:t xml:space="preserve"> [Электронный ресурс]. – Режим доступа: https://nodejs.org/docs/. – Дата доступа: 28.10.2026.</w:t>
       </w:r>
     </w:p>
     <w:p>
@@ -4171,7 +4860,21 @@
         <w:rPr>
           <w:lang w:val="ru-BY"/>
         </w:rPr>
-        <w:t>Microsoft. SQL Server documentation [Электронный ресурс]. – Режим доступа: https://learn.microsoft.com/sql/sql-server/. – Дата доступа: 28.10.2026.</w:t>
+        <w:t xml:space="preserve">Microsoft. SQL Server </w:t>
+      </w:r>
+      <w:proofErr w:type="spellStart"/>
+      <w:r>
+        <w:rPr>
+          <w:lang w:val="ru-BY"/>
+        </w:rPr>
+        <w:t>documentation</w:t>
+      </w:r>
+      <w:proofErr w:type="spellEnd"/>
+      <w:r>
+        <w:rPr>
+          <w:lang w:val="ru-BY"/>
+        </w:rPr>
+        <w:t xml:space="preserve"> [Электронный ресурс]. – Режим доступа: https://learn.microsoft.com/sql/sql-server/. – Дата доступа: 28.10.2026.</w:t>
       </w:r>
     </w:p>
     <w:sectPr>
